--- a/public/2026/seq05/FICHE_S5-A04_SketchUp2_4eme.docx
+++ b/public/2026/seq05/FICHE_S5-A04_SketchUp2_4eme.docx
@@ -279,7 +279,7 @@
     </w:tbl>
     <w:p>
       <w:pPr>
-        <w:spacing w:after="60"/>
+        <w:spacing w:after="96"/>
       </w:pPr>
     </w:p>
     <w:tbl>
@@ -329,8 +329,8 @@
                 <w:bCs w:val="false"/>
                 <w:i w:val="false"/>
                 <w:iCs w:val="false"/>
-                <w:sz w:val="16"/>
-                <w:szCs w:val="16"/>
+                <w:sz w:val="24"/>
+                <w:szCs w:val="24"/>
               </w:rPr>
               <w:t xml:space="preserve">NOM : </w:t>
             </w:r>
@@ -364,8 +364,8 @@
                 <w:bCs w:val="false"/>
                 <w:i w:val="false"/>
                 <w:iCs w:val="false"/>
-                <w:sz w:val="16"/>
-                <w:szCs w:val="16"/>
+                <w:sz w:val="24"/>
+                <w:szCs w:val="24"/>
               </w:rPr>
               <w:t xml:space="preserve">PRÉNOM : </w:t>
             </w:r>
@@ -399,8 +399,8 @@
                 <w:bCs w:val="false"/>
                 <w:i w:val="false"/>
                 <w:iCs w:val="false"/>
-                <w:sz w:val="16"/>
-                <w:szCs w:val="16"/>
+                <w:sz w:val="24"/>
+                <w:szCs w:val="24"/>
               </w:rPr>
               <w:t xml:space="preserve">CLASSE : </w:t>
             </w:r>
@@ -434,10 +434,588 @@
                 <w:bCs w:val="false"/>
                 <w:i w:val="false"/>
                 <w:iCs w:val="false"/>
-                <w:sz w:val="16"/>
-                <w:szCs w:val="16"/>
+                <w:sz w:val="24"/>
+                <w:szCs w:val="24"/>
               </w:rPr>
               <w:t xml:space="preserve">MAISON : </w:t>
+            </w:r>
+          </w:p>
+        </w:tc>
+      </w:tr>
+    </w:tbl>
+    <w:p>
+      <w:pPr>
+        <w:spacing w:after="128"/>
+      </w:pPr>
+    </w:p>
+    <w:tbl>
+      <w:tblPr>
+        <w:tblW w:type="dxa" w:w="9360"/>
+        <w:tblBorders>
+          <w:top w:val="single" w:color="auto" w:sz="4"/>
+          <w:left w:val="single" w:color="auto" w:sz="4"/>
+          <w:bottom w:val="single" w:color="auto" w:sz="4"/>
+          <w:right w:val="single" w:color="auto" w:sz="4"/>
+          <w:insideH w:val="single" w:color="auto" w:sz="4"/>
+          <w:insideV w:val="single" w:color="auto" w:sz="4"/>
+        </w:tblBorders>
+      </w:tblPr>
+      <w:tblGrid>
+        <w:gridCol w:w="9360"/>
+      </w:tblGrid>
+      <w:tr>
+        <w:tc>
+          <w:tcPr>
+            <w:tcW w:type="dxa" w:w="9360"/>
+            <w:tcBorders>
+              <w:top w:val="single" w:color="000000" w:sz="6"/>
+              <w:left w:val="single" w:color="000000" w:sz="6"/>
+              <w:bottom w:val="single" w:color="000000" w:sz="6"/>
+              <w:right w:val="single" w:color="000000" w:sz="6"/>
+            </w:tcBorders>
+            <w:shd w:fill="D9D9D9" w:val="clear"/>
+            <w:tcMar>
+              <w:top w:type="dxa" w:w="40"/>
+              <w:left w:type="dxa" w:w="80"/>
+              <w:bottom w:type="dxa" w:w="40"/>
+              <w:right w:type="dxa" w:w="80"/>
+            </w:tcMar>
+            <w:vAlign w:val="center"/>
+          </w:tcPr>
+          <w:p>
+            <w:pPr>
+              <w:spacing w:after="0"/>
+              <w:jc w:val="center"/>
+            </w:pPr>
+            <w:r>
+              <w:rPr>
+                <w:rFonts w:ascii="Arial" w:cs="Arial" w:eastAsia="Arial" w:hAnsi="Arial"/>
+                <w:b/>
+                <w:bCs/>
+                <w:i w:val="false"/>
+                <w:iCs w:val="false"/>
+                <w:sz w:val="32"/>
+                <w:szCs w:val="32"/>
+              </w:rPr>
+              <w:t xml:space="preserve">SKETCHUP (2) : LE MODÈLE FINAL COTÉ</w:t>
+            </w:r>
+          </w:p>
+        </w:tc>
+      </w:tr>
+    </w:tbl>
+    <w:p>
+      <w:pPr>
+        <w:spacing w:after="128"/>
+      </w:pPr>
+    </w:p>
+    <w:tbl>
+      <w:tblPr>
+        <w:tblW w:type="dxa" w:w="9360"/>
+        <w:tblBorders>
+          <w:top w:val="single" w:color="auto" w:sz="4"/>
+          <w:left w:val="single" w:color="auto" w:sz="4"/>
+          <w:bottom w:val="single" w:color="auto" w:sz="4"/>
+          <w:right w:val="single" w:color="auto" w:sz="4"/>
+          <w:insideH w:val="single" w:color="auto" w:sz="4"/>
+          <w:insideV w:val="single" w:color="auto" w:sz="4"/>
+        </w:tblBorders>
+      </w:tblPr>
+      <w:tblGrid>
+        <w:gridCol w:w="9360"/>
+      </w:tblGrid>
+      <w:tr>
+        <w:tc>
+          <w:tcPr>
+            <w:tcW w:type="dxa" w:w="9360"/>
+            <w:tcBorders>
+              <w:top w:val="single" w:color="000000" w:sz="6"/>
+              <w:left w:val="single" w:color="000000" w:sz="6"/>
+              <w:bottom w:val="single" w:color="000000" w:sz="6"/>
+              <w:right w:val="single" w:color="000000" w:sz="6"/>
+            </w:tcBorders>
+            <w:tcMar>
+              <w:top w:type="dxa" w:w="100"/>
+              <w:left w:type="dxa" w:w="120"/>
+              <w:bottom w:type="dxa" w:w="100"/>
+              <w:right w:type="dxa" w:w="120"/>
+            </w:tcMar>
+            <w:vAlign w:val="center"/>
+          </w:tcPr>
+          <w:p>
+            <w:pPr>
+              <w:spacing w:after="96"/>
+            </w:pPr>
+            <w:r>
+              <w:rPr>
+                <w:rFonts w:ascii="Arial" w:cs="Arial" w:eastAsia="Arial" w:hAnsi="Arial"/>
+                <w:b w:val="false"/>
+                <w:bCs w:val="false"/>
+                <w:i w:val="false"/>
+                <w:iCs w:val="false"/>
+                <w:sz w:val="24"/>
+                <w:szCs w:val="24"/>
+              </w:rPr>
+              <w:t xml:space="preserve">Ton volume de base existe. Il manque l'essentiel : l'encoche qui tient le téléphone, la butée, et les COTES affichées — sans elles, l'atelier refuse le dossier.</w:t>
+            </w:r>
+          </w:p>
+          <w:p>
+            <w:pPr>
+              <w:spacing w:after="0"/>
+            </w:pPr>
+            <w:r>
+              <w:rPr>
+                <w:rFonts w:ascii="Arial" w:cs="Arial" w:eastAsia="Arial" w:hAnsi="Arial"/>
+                <w:b/>
+                <w:bCs/>
+                <w:i/>
+                <w:iCs/>
+                <w:sz w:val="24"/>
+                <w:szCs w:val="24"/>
+              </w:rPr>
+              <w:t xml:space="preserve">❓ Comment finaliser un modèle 3D prêt pour la fabrication ?</w:t>
+            </w:r>
+          </w:p>
+        </w:tc>
+      </w:tr>
+    </w:tbl>
+    <w:p>
+      <w:pPr>
+        <w:spacing w:after="128"/>
+      </w:pPr>
+    </w:p>
+    <w:tbl>
+      <w:tblPr>
+        <w:tblW w:type="dxa" w:w="9360"/>
+        <w:tblBorders>
+          <w:top w:val="single" w:color="auto" w:sz="4"/>
+          <w:left w:val="single" w:color="auto" w:sz="4"/>
+          <w:bottom w:val="single" w:color="auto" w:sz="4"/>
+          <w:right w:val="single" w:color="auto" w:sz="4"/>
+          <w:insideH w:val="single" w:color="auto" w:sz="4"/>
+          <w:insideV w:val="single" w:color="auto" w:sz="4"/>
+        </w:tblBorders>
+      </w:tblPr>
+      <w:tblGrid>
+        <w:gridCol w:w="9360"/>
+      </w:tblGrid>
+      <w:tr>
+        <w:tc>
+          <w:tcPr>
+            <w:tcW w:type="dxa" w:w="9360"/>
+            <w:tcBorders>
+              <w:top w:val="single" w:color="000000" w:sz="6"/>
+              <w:left w:val="single" w:color="000000" w:sz="6"/>
+              <w:bottom w:val="single" w:color="000000" w:sz="6"/>
+              <w:right w:val="single" w:color="000000" w:sz="6"/>
+            </w:tcBorders>
+            <w:shd w:fill="F2F2F2" w:val="clear"/>
+            <w:tcMar>
+              <w:top w:type="dxa" w:w="40"/>
+              <w:left w:type="dxa" w:w="80"/>
+              <w:bottom w:type="dxa" w:w="40"/>
+              <w:right w:type="dxa" w:w="80"/>
+            </w:tcMar>
+            <w:vAlign w:val="center"/>
+          </w:tcPr>
+          <w:p>
+            <w:pPr>
+              <w:spacing w:after="0"/>
+            </w:pPr>
+            <w:r>
+              <w:rPr>
+                <w:rFonts w:ascii="Arial" w:cs="Arial" w:eastAsia="Arial" w:hAnsi="Arial"/>
+                <w:b/>
+                <w:bCs/>
+                <w:i w:val="false"/>
+                <w:iCs w:val="false"/>
+                <w:sz w:val="26"/>
+                <w:szCs w:val="26"/>
+              </w:rPr>
+              <w:t xml:space="preserve">PARTIE 1 — Les fonctions du produit  (séance en groupe)</w:t>
+            </w:r>
+          </w:p>
+        </w:tc>
+      </w:tr>
+    </w:tbl>
+    <w:p>
+      <w:pPr>
+        <w:spacing w:after="64"/>
+      </w:pPr>
+    </w:p>
+    <w:tbl>
+      <w:tblPr>
+        <w:tblW w:type="dxa" w:w="9360"/>
+        <w:tblBorders>
+          <w:top w:val="single" w:color="auto" w:sz="4"/>
+          <w:left w:val="single" w:color="auto" w:sz="4"/>
+          <w:bottom w:val="single" w:color="auto" w:sz="4"/>
+          <w:right w:val="single" w:color="auto" w:sz="4"/>
+          <w:insideH w:val="single" w:color="auto" w:sz="4"/>
+          <w:insideV w:val="single" w:color="auto" w:sz="4"/>
+        </w:tblBorders>
+      </w:tblPr>
+      <w:tblGrid>
+        <w:gridCol w:w="900"/>
+        <w:gridCol w:w="8460"/>
+      </w:tblGrid>
+      <w:tr>
+        <w:tc>
+          <w:tcPr>
+            <w:tcW w:type="dxa" w:w="900"/>
+            <w:tcBorders>
+              <w:top w:val="single" w:color="000000" w:sz="6"/>
+              <w:left w:val="single" w:color="000000" w:sz="6"/>
+              <w:bottom w:val="single" w:color="000000" w:sz="6"/>
+              <w:right w:val="single" w:color="000000" w:sz="6"/>
+            </w:tcBorders>
+            <w:shd w:fill="D9D9D9" w:val="clear"/>
+            <w:tcMar>
+              <w:top w:type="dxa" w:w="40"/>
+              <w:left w:type="dxa" w:w="80"/>
+              <w:bottom w:type="dxa" w:w="40"/>
+              <w:right w:type="dxa" w:w="80"/>
+            </w:tcMar>
+            <w:vAlign w:val="center"/>
+          </w:tcPr>
+          <w:p>
+            <w:pPr>
+              <w:spacing w:after="0"/>
+            </w:pPr>
+            <w:r>
+              <w:rPr>
+                <w:rFonts w:ascii="Arial" w:cs="Arial" w:eastAsia="Arial" w:hAnsi="Arial"/>
+                <w:b/>
+                <w:bCs/>
+                <w:i w:val="false"/>
+                <w:iCs w:val="false"/>
+                <w:sz w:val="24"/>
+                <w:szCs w:val="24"/>
+              </w:rPr>
+              <w:t xml:space="preserve">Fait</w:t>
+            </w:r>
+          </w:p>
+        </w:tc>
+        <w:tc>
+          <w:tcPr>
+            <w:tcW w:type="dxa" w:w="8460"/>
+            <w:tcBorders>
+              <w:top w:val="single" w:color="000000" w:sz="6"/>
+              <w:left w:val="single" w:color="000000" w:sz="6"/>
+              <w:bottom w:val="single" w:color="000000" w:sz="6"/>
+              <w:right w:val="single" w:color="000000" w:sz="6"/>
+            </w:tcBorders>
+            <w:shd w:fill="D9D9D9" w:val="clear"/>
+            <w:tcMar>
+              <w:top w:type="dxa" w:w="40"/>
+              <w:left w:type="dxa" w:w="80"/>
+              <w:bottom w:type="dxa" w:w="40"/>
+              <w:right w:type="dxa" w:w="80"/>
+            </w:tcMar>
+            <w:vAlign w:val="center"/>
+          </w:tcPr>
+          <w:p>
+            <w:pPr>
+              <w:spacing w:after="0"/>
+            </w:pPr>
+            <w:r>
+              <w:rPr>
+                <w:rFonts w:ascii="Arial" w:cs="Arial" w:eastAsia="Arial" w:hAnsi="Arial"/>
+                <w:b/>
+                <w:bCs/>
+                <w:i w:val="false"/>
+                <w:iCs w:val="false"/>
+                <w:sz w:val="24"/>
+                <w:szCs w:val="24"/>
+              </w:rPr>
+              <w:t xml:space="preserve">Étape</w:t>
+            </w:r>
+          </w:p>
+        </w:tc>
+      </w:tr>
+      <w:tr>
+        <w:tc>
+          <w:tcPr>
+            <w:tcW w:type="dxa" w:w="900"/>
+            <w:tcBorders>
+              <w:top w:val="single" w:color="000000" w:sz="6"/>
+              <w:left w:val="single" w:color="000000" w:sz="6"/>
+              <w:bottom w:val="single" w:color="000000" w:sz="6"/>
+              <w:right w:val="single" w:color="000000" w:sz="6"/>
+            </w:tcBorders>
+            <w:tcMar>
+              <w:top w:type="dxa" w:w="40"/>
+              <w:left w:type="dxa" w:w="80"/>
+              <w:bottom w:type="dxa" w:w="40"/>
+              <w:right w:type="dxa" w:w="80"/>
+            </w:tcMar>
+            <w:vAlign w:val="center"/>
+          </w:tcPr>
+          <w:p>
+            <w:pPr>
+              <w:spacing w:after="0"/>
+            </w:pPr>
+            <w:r>
+              <w:rPr>
+                <w:rFonts w:ascii="Arial" w:cs="Arial" w:eastAsia="Arial" w:hAnsi="Arial"/>
+                <w:b w:val="false"/>
+                <w:bCs w:val="false"/>
+                <w:i w:val="false"/>
+                <w:iCs w:val="false"/>
+                <w:sz w:val="24"/>
+                <w:szCs w:val="24"/>
+              </w:rPr>
+              <w:t xml:space="preserve">☐ 1</w:t>
+            </w:r>
+          </w:p>
+        </w:tc>
+        <w:tc>
+          <w:tcPr>
+            <w:tcW w:type="dxa" w:w="8460"/>
+            <w:tcBorders>
+              <w:top w:val="single" w:color="000000" w:sz="6"/>
+              <w:left w:val="single" w:color="000000" w:sz="6"/>
+              <w:bottom w:val="single" w:color="000000" w:sz="6"/>
+              <w:right w:val="single" w:color="000000" w:sz="6"/>
+            </w:tcBorders>
+            <w:tcMar>
+              <w:top w:type="dxa" w:w="40"/>
+              <w:left w:type="dxa" w:w="80"/>
+              <w:bottom w:type="dxa" w:w="40"/>
+              <w:right w:type="dxa" w:w="80"/>
+            </w:tcMar>
+            <w:vAlign w:val="center"/>
+          </w:tcPr>
+          <w:p>
+            <w:pPr>
+              <w:spacing w:after="0"/>
+            </w:pPr>
+            <w:r>
+              <w:rPr>
+                <w:rFonts w:ascii="Arial" w:cs="Arial" w:eastAsia="Arial" w:hAnsi="Arial"/>
+                <w:b w:val="false"/>
+                <w:bCs w:val="false"/>
+                <w:i w:val="false"/>
+                <w:iCs w:val="false"/>
+                <w:sz w:val="24"/>
+                <w:szCs w:val="24"/>
+              </w:rPr>
+              <w:t xml:space="preserve">L'ENCOCHE : dessine un rectangle sur le socle (largeur du téléphone + 2 mm de jeu), puis Pousser/Tirer VERS LE BAS → une rainure se creuse.</w:t>
+            </w:r>
+          </w:p>
+        </w:tc>
+      </w:tr>
+      <w:tr>
+        <w:tc>
+          <w:tcPr>
+            <w:tcW w:type="dxa" w:w="900"/>
+            <w:tcBorders>
+              <w:top w:val="single" w:color="000000" w:sz="6"/>
+              <w:left w:val="single" w:color="000000" w:sz="6"/>
+              <w:bottom w:val="single" w:color="000000" w:sz="6"/>
+              <w:right w:val="single" w:color="000000" w:sz="6"/>
+            </w:tcBorders>
+            <w:tcMar>
+              <w:top w:type="dxa" w:w="40"/>
+              <w:left w:type="dxa" w:w="80"/>
+              <w:bottom w:type="dxa" w:w="40"/>
+              <w:right w:type="dxa" w:w="80"/>
+            </w:tcMar>
+            <w:vAlign w:val="center"/>
+          </w:tcPr>
+          <w:p>
+            <w:pPr>
+              <w:spacing w:after="0"/>
+            </w:pPr>
+            <w:r>
+              <w:rPr>
+                <w:rFonts w:ascii="Arial" w:cs="Arial" w:eastAsia="Arial" w:hAnsi="Arial"/>
+                <w:b w:val="false"/>
+                <w:bCs w:val="false"/>
+                <w:i w:val="false"/>
+                <w:iCs w:val="false"/>
+                <w:sz w:val="24"/>
+                <w:szCs w:val="24"/>
+              </w:rPr>
+              <w:t xml:space="preserve">☐ 2</w:t>
+            </w:r>
+          </w:p>
+        </w:tc>
+        <w:tc>
+          <w:tcPr>
+            <w:tcW w:type="dxa" w:w="8460"/>
+            <w:tcBorders>
+              <w:top w:val="single" w:color="000000" w:sz="6"/>
+              <w:left w:val="single" w:color="000000" w:sz="6"/>
+              <w:bottom w:val="single" w:color="000000" w:sz="6"/>
+              <w:right w:val="single" w:color="000000" w:sz="6"/>
+            </w:tcBorders>
+            <w:tcMar>
+              <w:top w:type="dxa" w:w="40"/>
+              <w:left w:type="dxa" w:w="80"/>
+              <w:bottom w:type="dxa" w:w="40"/>
+              <w:right w:type="dxa" w:w="80"/>
+            </w:tcMar>
+            <w:vAlign w:val="center"/>
+          </w:tcPr>
+          <w:p>
+            <w:pPr>
+              <w:spacing w:after="0"/>
+            </w:pPr>
+            <w:r>
+              <w:rPr>
+                <w:rFonts w:ascii="Arial" w:cs="Arial" w:eastAsia="Arial" w:hAnsi="Arial"/>
+                <w:b w:val="false"/>
+                <w:bCs w:val="false"/>
+                <w:i w:val="false"/>
+                <w:iCs w:val="false"/>
+                <w:sz w:val="24"/>
+                <w:szCs w:val="24"/>
+              </w:rPr>
+              <w:t xml:space="preserve">LA BUTÉE : petit rectangle en avant de l'encoche + Pousser/Tirer vers le haut (8 mm) → le téléphone ne glisse plus.</w:t>
+            </w:r>
+          </w:p>
+        </w:tc>
+      </w:tr>
+      <w:tr>
+        <w:tc>
+          <w:tcPr>
+            <w:tcW w:type="dxa" w:w="900"/>
+            <w:tcBorders>
+              <w:top w:val="single" w:color="000000" w:sz="6"/>
+              <w:left w:val="single" w:color="000000" w:sz="6"/>
+              <w:bottom w:val="single" w:color="000000" w:sz="6"/>
+              <w:right w:val="single" w:color="000000" w:sz="6"/>
+            </w:tcBorders>
+            <w:tcMar>
+              <w:top w:type="dxa" w:w="40"/>
+              <w:left w:type="dxa" w:w="80"/>
+              <w:bottom w:type="dxa" w:w="40"/>
+              <w:right w:type="dxa" w:w="80"/>
+            </w:tcMar>
+            <w:vAlign w:val="center"/>
+          </w:tcPr>
+          <w:p>
+            <w:pPr>
+              <w:spacing w:after="0"/>
+            </w:pPr>
+            <w:r>
+              <w:rPr>
+                <w:rFonts w:ascii="Arial" w:cs="Arial" w:eastAsia="Arial" w:hAnsi="Arial"/>
+                <w:b w:val="false"/>
+                <w:bCs w:val="false"/>
+                <w:i w:val="false"/>
+                <w:iCs w:val="false"/>
+                <w:sz w:val="24"/>
+                <w:szCs w:val="24"/>
+              </w:rPr>
+              <w:t xml:space="preserve">☐ 3</w:t>
+            </w:r>
+          </w:p>
+        </w:tc>
+        <w:tc>
+          <w:tcPr>
+            <w:tcW w:type="dxa" w:w="8460"/>
+            <w:tcBorders>
+              <w:top w:val="single" w:color="000000" w:sz="6"/>
+              <w:left w:val="single" w:color="000000" w:sz="6"/>
+              <w:bottom w:val="single" w:color="000000" w:sz="6"/>
+              <w:right w:val="single" w:color="000000" w:sz="6"/>
+            </w:tcBorders>
+            <w:tcMar>
+              <w:top w:type="dxa" w:w="40"/>
+              <w:left w:type="dxa" w:w="80"/>
+              <w:bottom w:type="dxa" w:w="40"/>
+              <w:right w:type="dxa" w:w="80"/>
+            </w:tcMar>
+            <w:vAlign w:val="center"/>
+          </w:tcPr>
+          <w:p>
+            <w:pPr>
+              <w:spacing w:after="0"/>
+            </w:pPr>
+            <w:r>
+              <w:rPr>
+                <w:rFonts w:ascii="Arial" w:cs="Arial" w:eastAsia="Arial" w:hAnsi="Arial"/>
+                <w:b w:val="false"/>
+                <w:bCs w:val="false"/>
+                <w:i w:val="false"/>
+                <w:iCs w:val="false"/>
+                <w:sz w:val="24"/>
+                <w:szCs w:val="24"/>
+              </w:rPr>
+              <w:t xml:space="preserve">Vérifie l'angle du dossier avec l'outil Rapporteur : entre 30° et 60° (CDC !).</w:t>
+            </w:r>
+          </w:p>
+        </w:tc>
+      </w:tr>
+      <w:tr>
+        <w:tc>
+          <w:tcPr>
+            <w:tcW w:type="dxa" w:w="900"/>
+            <w:tcBorders>
+              <w:top w:val="single" w:color="000000" w:sz="6"/>
+              <w:left w:val="single" w:color="000000" w:sz="6"/>
+              <w:bottom w:val="single" w:color="000000" w:sz="6"/>
+              <w:right w:val="single" w:color="000000" w:sz="6"/>
+            </w:tcBorders>
+            <w:tcMar>
+              <w:top w:type="dxa" w:w="40"/>
+              <w:left w:type="dxa" w:w="80"/>
+              <w:bottom w:type="dxa" w:w="40"/>
+              <w:right w:type="dxa" w:w="80"/>
+            </w:tcMar>
+            <w:vAlign w:val="center"/>
+          </w:tcPr>
+          <w:p>
+            <w:pPr>
+              <w:spacing w:after="0"/>
+            </w:pPr>
+            <w:r>
+              <w:rPr>
+                <w:rFonts w:ascii="Arial" w:cs="Arial" w:eastAsia="Arial" w:hAnsi="Arial"/>
+                <w:b w:val="false"/>
+                <w:bCs w:val="false"/>
+                <w:i w:val="false"/>
+                <w:iCs w:val="false"/>
+                <w:sz w:val="24"/>
+                <w:szCs w:val="24"/>
+              </w:rPr>
+              <w:t xml:space="preserve">☐ 4</w:t>
+            </w:r>
+          </w:p>
+        </w:tc>
+        <w:tc>
+          <w:tcPr>
+            <w:tcW w:type="dxa" w:w="8460"/>
+            <w:tcBorders>
+              <w:top w:val="single" w:color="000000" w:sz="6"/>
+              <w:left w:val="single" w:color="000000" w:sz="6"/>
+              <w:bottom w:val="single" w:color="000000" w:sz="6"/>
+              <w:right w:val="single" w:color="000000" w:sz="6"/>
+            </w:tcBorders>
+            <w:tcMar>
+              <w:top w:type="dxa" w:w="40"/>
+              <w:left w:type="dxa" w:w="80"/>
+              <w:bottom w:type="dxa" w:w="40"/>
+              <w:right w:type="dxa" w:w="80"/>
+            </w:tcMar>
+            <w:vAlign w:val="center"/>
+          </w:tcPr>
+          <w:p>
+            <w:pPr>
+              <w:spacing w:after="0"/>
+            </w:pPr>
+            <w:r>
+              <w:rPr>
+                <w:rFonts w:ascii="Arial" w:cs="Arial" w:eastAsia="Arial" w:hAnsi="Arial"/>
+                <w:b w:val="false"/>
+                <w:bCs w:val="false"/>
+                <w:i w:val="false"/>
+                <w:iCs w:val="false"/>
+                <w:sz w:val="24"/>
+                <w:szCs w:val="24"/>
+              </w:rPr>
+              <w:t xml:space="preserve">Outil Cotation : clique deux arêtes → la cote s'affiche. Pose au moins 3 cotes (longueur, largeur, hauteur).</w:t>
             </w:r>
           </w:p>
         </w:tc>
@@ -473,19 +1051,18 @@
               <w:bottom w:val="single" w:color="000000" w:sz="6"/>
               <w:right w:val="single" w:color="000000" w:sz="6"/>
             </w:tcBorders>
-            <w:shd w:fill="D9D9D9" w:val="clear"/>
-            <w:tcMar>
-              <w:top w:type="dxa" w:w="40"/>
-              <w:left w:type="dxa" w:w="80"/>
-              <w:bottom w:type="dxa" w:w="40"/>
-              <w:right w:type="dxa" w:w="80"/>
-            </w:tcMar>
-            <w:vAlign w:val="center"/>
-          </w:tcPr>
-          <w:p>
-            <w:pPr>
-              <w:spacing w:after="0"/>
-              <w:jc w:val="center"/>
+            <w:shd w:fill="F2F2F2" w:val="clear"/>
+            <w:tcMar>
+              <w:top w:type="dxa" w:w="40"/>
+              <w:left w:type="dxa" w:w="80"/>
+              <w:bottom w:type="dxa" w:w="40"/>
+              <w:right w:type="dxa" w:w="80"/>
+            </w:tcMar>
+            <w:vAlign w:val="center"/>
+          </w:tcPr>
+          <w:p>
+            <w:pPr>
+              <w:spacing w:after="0"/>
             </w:pPr>
             <w:r>
               <w:rPr>
@@ -494,10 +1071,322 @@
                 <w:bCs/>
                 <w:i w:val="false"/>
                 <w:iCs w:val="false"/>
-                <w:sz w:val="24"/>
-                <w:szCs w:val="24"/>
-              </w:rPr>
-              <w:t xml:space="preserve">SKETCHUP (2) : LE MODÈLE FINAL COTÉ</w:t>
+                <w:sz w:val="26"/>
+                <w:szCs w:val="26"/>
+              </w:rPr>
+              <w:t xml:space="preserve">PARTIE 2 — Je livre le dossier de fabrication</w:t>
+            </w:r>
+          </w:p>
+        </w:tc>
+      </w:tr>
+    </w:tbl>
+    <w:p>
+      <w:pPr>
+        <w:spacing w:after="64"/>
+      </w:pPr>
+    </w:p>
+    <w:tbl>
+      <w:tblPr>
+        <w:tblW w:type="dxa" w:w="9360"/>
+        <w:tblBorders>
+          <w:top w:val="single" w:color="auto" w:sz="4"/>
+          <w:left w:val="single" w:color="auto" w:sz="4"/>
+          <w:bottom w:val="single" w:color="auto" w:sz="4"/>
+          <w:right w:val="single" w:color="auto" w:sz="4"/>
+          <w:insideH w:val="single" w:color="auto" w:sz="4"/>
+          <w:insideV w:val="single" w:color="auto" w:sz="4"/>
+        </w:tblBorders>
+      </w:tblPr>
+      <w:tblGrid>
+        <w:gridCol w:w="900"/>
+        <w:gridCol w:w="8460"/>
+      </w:tblGrid>
+      <w:tr>
+        <w:tc>
+          <w:tcPr>
+            <w:tcW w:type="dxa" w:w="900"/>
+            <w:tcBorders>
+              <w:top w:val="single" w:color="000000" w:sz="6"/>
+              <w:left w:val="single" w:color="000000" w:sz="6"/>
+              <w:bottom w:val="single" w:color="000000" w:sz="6"/>
+              <w:right w:val="single" w:color="000000" w:sz="6"/>
+            </w:tcBorders>
+            <w:shd w:fill="D9D9D9" w:val="clear"/>
+            <w:tcMar>
+              <w:top w:type="dxa" w:w="40"/>
+              <w:left w:type="dxa" w:w="80"/>
+              <w:bottom w:type="dxa" w:w="40"/>
+              <w:right w:type="dxa" w:w="80"/>
+            </w:tcMar>
+            <w:vAlign w:val="center"/>
+          </w:tcPr>
+          <w:p>
+            <w:pPr>
+              <w:spacing w:after="0"/>
+            </w:pPr>
+            <w:r>
+              <w:rPr>
+                <w:rFonts w:ascii="Arial" w:cs="Arial" w:eastAsia="Arial" w:hAnsi="Arial"/>
+                <w:b/>
+                <w:bCs/>
+                <w:i w:val="false"/>
+                <w:iCs w:val="false"/>
+                <w:sz w:val="24"/>
+                <w:szCs w:val="24"/>
+              </w:rPr>
+              <w:t xml:space="preserve">Fait</w:t>
+            </w:r>
+          </w:p>
+        </w:tc>
+        <w:tc>
+          <w:tcPr>
+            <w:tcW w:type="dxa" w:w="8460"/>
+            <w:tcBorders>
+              <w:top w:val="single" w:color="000000" w:sz="6"/>
+              <w:left w:val="single" w:color="000000" w:sz="6"/>
+              <w:bottom w:val="single" w:color="000000" w:sz="6"/>
+              <w:right w:val="single" w:color="000000" w:sz="6"/>
+            </w:tcBorders>
+            <w:shd w:fill="D9D9D9" w:val="clear"/>
+            <w:tcMar>
+              <w:top w:type="dxa" w:w="40"/>
+              <w:left w:type="dxa" w:w="80"/>
+              <w:bottom w:type="dxa" w:w="40"/>
+              <w:right w:type="dxa" w:w="80"/>
+            </w:tcMar>
+            <w:vAlign w:val="center"/>
+          </w:tcPr>
+          <w:p>
+            <w:pPr>
+              <w:spacing w:after="0"/>
+            </w:pPr>
+            <w:r>
+              <w:rPr>
+                <w:rFonts w:ascii="Arial" w:cs="Arial" w:eastAsia="Arial" w:hAnsi="Arial"/>
+                <w:b/>
+                <w:bCs/>
+                <w:i w:val="false"/>
+                <w:iCs w:val="false"/>
+                <w:sz w:val="24"/>
+                <w:szCs w:val="24"/>
+              </w:rPr>
+              <w:t xml:space="preserve">Étape</w:t>
+            </w:r>
+          </w:p>
+        </w:tc>
+      </w:tr>
+      <w:tr>
+        <w:tc>
+          <w:tcPr>
+            <w:tcW w:type="dxa" w:w="900"/>
+            <w:tcBorders>
+              <w:top w:val="single" w:color="000000" w:sz="6"/>
+              <w:left w:val="single" w:color="000000" w:sz="6"/>
+              <w:bottom w:val="single" w:color="000000" w:sz="6"/>
+              <w:right w:val="single" w:color="000000" w:sz="6"/>
+            </w:tcBorders>
+            <w:tcMar>
+              <w:top w:type="dxa" w:w="40"/>
+              <w:left w:type="dxa" w:w="80"/>
+              <w:bottom w:type="dxa" w:w="40"/>
+              <w:right w:type="dxa" w:w="80"/>
+            </w:tcMar>
+            <w:vAlign w:val="center"/>
+          </w:tcPr>
+          <w:p>
+            <w:pPr>
+              <w:spacing w:after="0"/>
+            </w:pPr>
+            <w:r>
+              <w:rPr>
+                <w:rFonts w:ascii="Arial" w:cs="Arial" w:eastAsia="Arial" w:hAnsi="Arial"/>
+                <w:b w:val="false"/>
+                <w:bCs w:val="false"/>
+                <w:i w:val="false"/>
+                <w:iCs w:val="false"/>
+                <w:sz w:val="24"/>
+                <w:szCs w:val="24"/>
+              </w:rPr>
+              <w:t xml:space="preserve">☐ 5</w:t>
+            </w:r>
+          </w:p>
+        </w:tc>
+        <w:tc>
+          <w:tcPr>
+            <w:tcW w:type="dxa" w:w="8460"/>
+            <w:tcBorders>
+              <w:top w:val="single" w:color="000000" w:sz="6"/>
+              <w:left w:val="single" w:color="000000" w:sz="6"/>
+              <w:bottom w:val="single" w:color="000000" w:sz="6"/>
+              <w:right w:val="single" w:color="000000" w:sz="6"/>
+            </w:tcBorders>
+            <w:tcMar>
+              <w:top w:type="dxa" w:w="40"/>
+              <w:left w:type="dxa" w:w="80"/>
+              <w:bottom w:type="dxa" w:w="40"/>
+              <w:right w:type="dxa" w:w="80"/>
+            </w:tcMar>
+            <w:vAlign w:val="center"/>
+          </w:tcPr>
+          <w:p>
+            <w:pPr>
+              <w:spacing w:after="0"/>
+            </w:pPr>
+            <w:r>
+              <w:rPr>
+                <w:rFonts w:ascii="Arial" w:cs="Arial" w:eastAsia="Arial" w:hAnsi="Arial"/>
+                <w:b w:val="false"/>
+                <w:bCs w:val="false"/>
+                <w:i w:val="false"/>
+                <w:iCs w:val="false"/>
+                <w:sz w:val="24"/>
+                <w:szCs w:val="24"/>
+              </w:rPr>
+              <w:t xml:space="preserve">Fichier → Exporter → Graphique 2D : image de ton modèle AVEC les cotes visibles.</w:t>
+            </w:r>
+          </w:p>
+        </w:tc>
+      </w:tr>
+      <w:tr>
+        <w:tc>
+          <w:tcPr>
+            <w:tcW w:type="dxa" w:w="900"/>
+            <w:tcBorders>
+              <w:top w:val="single" w:color="000000" w:sz="6"/>
+              <w:left w:val="single" w:color="000000" w:sz="6"/>
+              <w:bottom w:val="single" w:color="000000" w:sz="6"/>
+              <w:right w:val="single" w:color="000000" w:sz="6"/>
+            </w:tcBorders>
+            <w:tcMar>
+              <w:top w:type="dxa" w:w="40"/>
+              <w:left w:type="dxa" w:w="80"/>
+              <w:bottom w:type="dxa" w:w="40"/>
+              <w:right w:type="dxa" w:w="80"/>
+            </w:tcMar>
+            <w:vAlign w:val="center"/>
+          </w:tcPr>
+          <w:p>
+            <w:pPr>
+              <w:spacing w:after="0"/>
+            </w:pPr>
+            <w:r>
+              <w:rPr>
+                <w:rFonts w:ascii="Arial" w:cs="Arial" w:eastAsia="Arial" w:hAnsi="Arial"/>
+                <w:b w:val="false"/>
+                <w:bCs w:val="false"/>
+                <w:i w:val="false"/>
+                <w:iCs w:val="false"/>
+                <w:sz w:val="24"/>
+                <w:szCs w:val="24"/>
+              </w:rPr>
+              <w:t xml:space="preserve">☐ 6</w:t>
+            </w:r>
+          </w:p>
+        </w:tc>
+        <w:tc>
+          <w:tcPr>
+            <w:tcW w:type="dxa" w:w="8460"/>
+            <w:tcBorders>
+              <w:top w:val="single" w:color="000000" w:sz="6"/>
+              <w:left w:val="single" w:color="000000" w:sz="6"/>
+              <w:bottom w:val="single" w:color="000000" w:sz="6"/>
+              <w:right w:val="single" w:color="000000" w:sz="6"/>
+            </w:tcBorders>
+            <w:tcMar>
+              <w:top w:type="dxa" w:w="40"/>
+              <w:left w:type="dxa" w:w="80"/>
+              <w:bottom w:type="dxa" w:w="40"/>
+              <w:right w:type="dxa" w:w="80"/>
+            </w:tcMar>
+            <w:vAlign w:val="center"/>
+          </w:tcPr>
+          <w:p>
+            <w:pPr>
+              <w:spacing w:after="0"/>
+            </w:pPr>
+            <w:r>
+              <w:rPr>
+                <w:rFonts w:ascii="Arial" w:cs="Arial" w:eastAsia="Arial" w:hAnsi="Arial"/>
+                <w:b w:val="false"/>
+                <w:bCs w:val="false"/>
+                <w:i w:val="false"/>
+                <w:iCs w:val="false"/>
+                <w:sz w:val="24"/>
+                <w:szCs w:val="24"/>
+              </w:rPr>
+              <w:t xml:space="preserve">Colle l'image dans un document texte NOM_S5A04 + une phrase : « matériau prévu : carton / PLA ».</w:t>
+            </w:r>
+          </w:p>
+        </w:tc>
+      </w:tr>
+      <w:tr>
+        <w:tc>
+          <w:tcPr>
+            <w:tcW w:type="dxa" w:w="900"/>
+            <w:tcBorders>
+              <w:top w:val="single" w:color="000000" w:sz="6"/>
+              <w:left w:val="single" w:color="000000" w:sz="6"/>
+              <w:bottom w:val="single" w:color="000000" w:sz="6"/>
+              <w:right w:val="single" w:color="000000" w:sz="6"/>
+            </w:tcBorders>
+            <w:tcMar>
+              <w:top w:type="dxa" w:w="40"/>
+              <w:left w:type="dxa" w:w="80"/>
+              <w:bottom w:type="dxa" w:w="40"/>
+              <w:right w:type="dxa" w:w="80"/>
+            </w:tcMar>
+            <w:vAlign w:val="center"/>
+          </w:tcPr>
+          <w:p>
+            <w:pPr>
+              <w:spacing w:after="0"/>
+            </w:pPr>
+            <w:r>
+              <w:rPr>
+                <w:rFonts w:ascii="Arial" w:cs="Arial" w:eastAsia="Arial" w:hAnsi="Arial"/>
+                <w:b w:val="false"/>
+                <w:bCs w:val="false"/>
+                <w:i w:val="false"/>
+                <w:iCs w:val="false"/>
+                <w:sz w:val="24"/>
+                <w:szCs w:val="24"/>
+              </w:rPr>
+              <w:t xml:space="preserve">☐ 7</w:t>
+            </w:r>
+          </w:p>
+        </w:tc>
+        <w:tc>
+          <w:tcPr>
+            <w:tcW w:type="dxa" w:w="8460"/>
+            <w:tcBorders>
+              <w:top w:val="single" w:color="000000" w:sz="6"/>
+              <w:left w:val="single" w:color="000000" w:sz="6"/>
+              <w:bottom w:val="single" w:color="000000" w:sz="6"/>
+              <w:right w:val="single" w:color="000000" w:sz="6"/>
+            </w:tcBorders>
+            <w:tcMar>
+              <w:top w:type="dxa" w:w="40"/>
+              <w:left w:type="dxa" w:w="80"/>
+              <w:bottom w:type="dxa" w:w="40"/>
+              <w:right w:type="dxa" w:w="80"/>
+            </w:tcMar>
+            <w:vAlign w:val="center"/>
+          </w:tcPr>
+          <w:p>
+            <w:pPr>
+              <w:spacing w:after="0"/>
+            </w:pPr>
+            <w:r>
+              <w:rPr>
+                <w:rFonts w:ascii="Arial" w:cs="Arial" w:eastAsia="Arial" w:hAnsi="Arial"/>
+                <w:b w:val="false"/>
+                <w:bCs w:val="false"/>
+                <w:i w:val="false"/>
+                <w:iCs w:val="false"/>
+                <w:sz w:val="24"/>
+                <w:szCs w:val="24"/>
+              </w:rPr>
+              <w:t xml:space="preserve">Enregistre le tout dans TECHNO/SEQ05. ✋ Vérification professeur.</w:t>
             </w:r>
           </w:p>
         </w:tc>
@@ -533,31 +1422,15 @@
               <w:bottom w:val="single" w:color="000000" w:sz="6"/>
               <w:right w:val="single" w:color="000000" w:sz="6"/>
             </w:tcBorders>
-            <w:tcMar>
-              <w:top w:type="dxa" w:w="100"/>
-              <w:left w:type="dxa" w:w="120"/>
-              <w:bottom w:type="dxa" w:w="100"/>
-              <w:right w:type="dxa" w:w="120"/>
-            </w:tcMar>
-            <w:vAlign w:val="center"/>
-          </w:tcPr>
-          <w:p>
-            <w:pPr>
-              <w:spacing w:after="60"/>
-            </w:pPr>
-            <w:r>
-              <w:rPr>
-                <w:rFonts w:ascii="Arial" w:cs="Arial" w:eastAsia="Arial" w:hAnsi="Arial"/>
-                <w:b w:val="false"/>
-                <w:bCs w:val="false"/>
-                <w:i w:val="false"/>
-                <w:iCs w:val="false"/>
-                <w:sz w:val="16"/>
-                <w:szCs w:val="16"/>
-              </w:rPr>
-              <w:t xml:space="preserve">Ton volume de base existe. Il manque l'essentiel : l'encoche qui tient le téléphone, la butée, et les COTES affichées — sans elles, l'atelier refuse le dossier.</w:t>
-            </w:r>
-          </w:p>
+            <w:shd w:fill="F2F2F2" w:val="clear"/>
+            <w:tcMar>
+              <w:top w:type="dxa" w:w="40"/>
+              <w:left w:type="dxa" w:w="80"/>
+              <w:bottom w:type="dxa" w:w="40"/>
+              <w:right w:type="dxa" w:w="80"/>
+            </w:tcMar>
+            <w:vAlign w:val="center"/>
+          </w:tcPr>
           <w:p>
             <w:pPr>
               <w:spacing w:after="0"/>
@@ -567,12 +1440,12 @@
                 <w:rFonts w:ascii="Arial" w:cs="Arial" w:eastAsia="Arial" w:hAnsi="Arial"/>
                 <w:b/>
                 <w:bCs/>
-                <w:i/>
-                <w:iCs/>
-                <w:sz w:val="16"/>
-                <w:szCs w:val="16"/>
-              </w:rPr>
-              <w:t xml:space="preserve">❓ Comment finaliser un modèle 3D prêt pour la fabrication ?</w:t>
+                <w:i w:val="false"/>
+                <w:iCs w:val="false"/>
+                <w:sz w:val="26"/>
+                <w:szCs w:val="26"/>
+              </w:rPr>
+              <w:t xml:space="preserve">PARTIE 3 — Revue de conception : mon modèle face au CDC</w:t>
             </w:r>
           </w:p>
         </w:tc>
@@ -580,880 +1453,7 @@
     </w:tbl>
     <w:p>
       <w:pPr>
-        <w:spacing w:after="80"/>
-      </w:pPr>
-    </w:p>
-    <w:tbl>
-      <w:tblPr>
-        <w:tblW w:type="dxa" w:w="9360"/>
-        <w:tblBorders>
-          <w:top w:val="single" w:color="auto" w:sz="4"/>
-          <w:left w:val="single" w:color="auto" w:sz="4"/>
-          <w:bottom w:val="single" w:color="auto" w:sz="4"/>
-          <w:right w:val="single" w:color="auto" w:sz="4"/>
-          <w:insideH w:val="single" w:color="auto" w:sz="4"/>
-          <w:insideV w:val="single" w:color="auto" w:sz="4"/>
-        </w:tblBorders>
-      </w:tblPr>
-      <w:tblGrid>
-        <w:gridCol w:w="9360"/>
-      </w:tblGrid>
-      <w:tr>
-        <w:tc>
-          <w:tcPr>
-            <w:tcW w:type="dxa" w:w="9360"/>
-            <w:tcBorders>
-              <w:top w:val="single" w:color="000000" w:sz="6"/>
-              <w:left w:val="single" w:color="000000" w:sz="6"/>
-              <w:bottom w:val="single" w:color="000000" w:sz="6"/>
-              <w:right w:val="single" w:color="000000" w:sz="6"/>
-            </w:tcBorders>
-            <w:shd w:fill="F2F2F2" w:val="clear"/>
-            <w:tcMar>
-              <w:top w:type="dxa" w:w="40"/>
-              <w:left w:type="dxa" w:w="80"/>
-              <w:bottom w:type="dxa" w:w="40"/>
-              <w:right w:type="dxa" w:w="80"/>
-            </w:tcMar>
-            <w:vAlign w:val="center"/>
-          </w:tcPr>
-          <w:p>
-            <w:pPr>
-              <w:spacing w:after="0"/>
-            </w:pPr>
-            <w:r>
-              <w:rPr>
-                <w:rFonts w:ascii="Arial" w:cs="Arial" w:eastAsia="Arial" w:hAnsi="Arial"/>
-                <w:b/>
-                <w:bCs/>
-                <w:i w:val="false"/>
-                <w:iCs w:val="false"/>
-                <w:sz w:val="18"/>
-                <w:szCs w:val="18"/>
-              </w:rPr>
-              <w:t xml:space="preserve">PARTIE 1 — Les fonctions du produit  (séance en groupe)</w:t>
-            </w:r>
-          </w:p>
-        </w:tc>
-      </w:tr>
-    </w:tbl>
-    <w:p>
-      <w:pPr>
-        <w:spacing w:after="40"/>
-      </w:pPr>
-    </w:p>
-    <w:tbl>
-      <w:tblPr>
-        <w:tblW w:type="dxa" w:w="9360"/>
-        <w:tblBorders>
-          <w:top w:val="single" w:color="auto" w:sz="4"/>
-          <w:left w:val="single" w:color="auto" w:sz="4"/>
-          <w:bottom w:val="single" w:color="auto" w:sz="4"/>
-          <w:right w:val="single" w:color="auto" w:sz="4"/>
-          <w:insideH w:val="single" w:color="auto" w:sz="4"/>
-          <w:insideV w:val="single" w:color="auto" w:sz="4"/>
-        </w:tblBorders>
-      </w:tblPr>
-      <w:tblGrid>
-        <w:gridCol w:w="900"/>
-        <w:gridCol w:w="8460"/>
-      </w:tblGrid>
-      <w:tr>
-        <w:tc>
-          <w:tcPr>
-            <w:tcW w:type="dxa" w:w="900"/>
-            <w:tcBorders>
-              <w:top w:val="single" w:color="000000" w:sz="6"/>
-              <w:left w:val="single" w:color="000000" w:sz="6"/>
-              <w:bottom w:val="single" w:color="000000" w:sz="6"/>
-              <w:right w:val="single" w:color="000000" w:sz="6"/>
-            </w:tcBorders>
-            <w:shd w:fill="D9D9D9" w:val="clear"/>
-            <w:tcMar>
-              <w:top w:type="dxa" w:w="40"/>
-              <w:left w:type="dxa" w:w="80"/>
-              <w:bottom w:type="dxa" w:w="40"/>
-              <w:right w:type="dxa" w:w="80"/>
-            </w:tcMar>
-            <w:vAlign w:val="center"/>
-          </w:tcPr>
-          <w:p>
-            <w:pPr>
-              <w:spacing w:after="0"/>
-            </w:pPr>
-            <w:r>
-              <w:rPr>
-                <w:rFonts w:ascii="Arial" w:cs="Arial" w:eastAsia="Arial" w:hAnsi="Arial"/>
-                <w:b/>
-                <w:bCs/>
-                <w:i w:val="false"/>
-                <w:iCs w:val="false"/>
-                <w:sz w:val="16"/>
-                <w:szCs w:val="16"/>
-              </w:rPr>
-              <w:t xml:space="preserve">Fait</w:t>
-            </w:r>
-          </w:p>
-        </w:tc>
-        <w:tc>
-          <w:tcPr>
-            <w:tcW w:type="dxa" w:w="8460"/>
-            <w:tcBorders>
-              <w:top w:val="single" w:color="000000" w:sz="6"/>
-              <w:left w:val="single" w:color="000000" w:sz="6"/>
-              <w:bottom w:val="single" w:color="000000" w:sz="6"/>
-              <w:right w:val="single" w:color="000000" w:sz="6"/>
-            </w:tcBorders>
-            <w:shd w:fill="D9D9D9" w:val="clear"/>
-            <w:tcMar>
-              <w:top w:type="dxa" w:w="40"/>
-              <w:left w:type="dxa" w:w="80"/>
-              <w:bottom w:type="dxa" w:w="40"/>
-              <w:right w:type="dxa" w:w="80"/>
-            </w:tcMar>
-            <w:vAlign w:val="center"/>
-          </w:tcPr>
-          <w:p>
-            <w:pPr>
-              <w:spacing w:after="0"/>
-            </w:pPr>
-            <w:r>
-              <w:rPr>
-                <w:rFonts w:ascii="Arial" w:cs="Arial" w:eastAsia="Arial" w:hAnsi="Arial"/>
-                <w:b/>
-                <w:bCs/>
-                <w:i w:val="false"/>
-                <w:iCs w:val="false"/>
-                <w:sz w:val="16"/>
-                <w:szCs w:val="16"/>
-              </w:rPr>
-              <w:t xml:space="preserve">Étape</w:t>
-            </w:r>
-          </w:p>
-        </w:tc>
-      </w:tr>
-      <w:tr>
-        <w:tc>
-          <w:tcPr>
-            <w:tcW w:type="dxa" w:w="900"/>
-            <w:tcBorders>
-              <w:top w:val="single" w:color="000000" w:sz="6"/>
-              <w:left w:val="single" w:color="000000" w:sz="6"/>
-              <w:bottom w:val="single" w:color="000000" w:sz="6"/>
-              <w:right w:val="single" w:color="000000" w:sz="6"/>
-            </w:tcBorders>
-            <w:tcMar>
-              <w:top w:type="dxa" w:w="40"/>
-              <w:left w:type="dxa" w:w="80"/>
-              <w:bottom w:type="dxa" w:w="40"/>
-              <w:right w:type="dxa" w:w="80"/>
-            </w:tcMar>
-            <w:vAlign w:val="center"/>
-          </w:tcPr>
-          <w:p>
-            <w:pPr>
-              <w:spacing w:after="0"/>
-            </w:pPr>
-            <w:r>
-              <w:rPr>
-                <w:rFonts w:ascii="Arial" w:cs="Arial" w:eastAsia="Arial" w:hAnsi="Arial"/>
-                <w:b w:val="false"/>
-                <w:bCs w:val="false"/>
-                <w:i w:val="false"/>
-                <w:iCs w:val="false"/>
-                <w:sz w:val="16"/>
-                <w:szCs w:val="16"/>
-              </w:rPr>
-              <w:t xml:space="preserve">☐ 1</w:t>
-            </w:r>
-          </w:p>
-        </w:tc>
-        <w:tc>
-          <w:tcPr>
-            <w:tcW w:type="dxa" w:w="8460"/>
-            <w:tcBorders>
-              <w:top w:val="single" w:color="000000" w:sz="6"/>
-              <w:left w:val="single" w:color="000000" w:sz="6"/>
-              <w:bottom w:val="single" w:color="000000" w:sz="6"/>
-              <w:right w:val="single" w:color="000000" w:sz="6"/>
-            </w:tcBorders>
-            <w:tcMar>
-              <w:top w:type="dxa" w:w="40"/>
-              <w:left w:type="dxa" w:w="80"/>
-              <w:bottom w:type="dxa" w:w="40"/>
-              <w:right w:type="dxa" w:w="80"/>
-            </w:tcMar>
-            <w:vAlign w:val="center"/>
-          </w:tcPr>
-          <w:p>
-            <w:pPr>
-              <w:spacing w:after="0"/>
-            </w:pPr>
-            <w:r>
-              <w:rPr>
-                <w:rFonts w:ascii="Arial" w:cs="Arial" w:eastAsia="Arial" w:hAnsi="Arial"/>
-                <w:b w:val="false"/>
-                <w:bCs w:val="false"/>
-                <w:i w:val="false"/>
-                <w:iCs w:val="false"/>
-                <w:sz w:val="16"/>
-                <w:szCs w:val="16"/>
-              </w:rPr>
-              <w:t xml:space="preserve">L'ENCOCHE : dessine un rectangle sur le socle (largeur du téléphone + 2 mm de jeu), puis Pousser/Tirer VERS LE BAS → une rainure se creuse.</w:t>
-            </w:r>
-          </w:p>
-        </w:tc>
-      </w:tr>
-      <w:tr>
-        <w:tc>
-          <w:tcPr>
-            <w:tcW w:type="dxa" w:w="900"/>
-            <w:tcBorders>
-              <w:top w:val="single" w:color="000000" w:sz="6"/>
-              <w:left w:val="single" w:color="000000" w:sz="6"/>
-              <w:bottom w:val="single" w:color="000000" w:sz="6"/>
-              <w:right w:val="single" w:color="000000" w:sz="6"/>
-            </w:tcBorders>
-            <w:tcMar>
-              <w:top w:type="dxa" w:w="40"/>
-              <w:left w:type="dxa" w:w="80"/>
-              <w:bottom w:type="dxa" w:w="40"/>
-              <w:right w:type="dxa" w:w="80"/>
-            </w:tcMar>
-            <w:vAlign w:val="center"/>
-          </w:tcPr>
-          <w:p>
-            <w:pPr>
-              <w:spacing w:after="0"/>
-            </w:pPr>
-            <w:r>
-              <w:rPr>
-                <w:rFonts w:ascii="Arial" w:cs="Arial" w:eastAsia="Arial" w:hAnsi="Arial"/>
-                <w:b w:val="false"/>
-                <w:bCs w:val="false"/>
-                <w:i w:val="false"/>
-                <w:iCs w:val="false"/>
-                <w:sz w:val="16"/>
-                <w:szCs w:val="16"/>
-              </w:rPr>
-              <w:t xml:space="preserve">☐ 2</w:t>
-            </w:r>
-          </w:p>
-        </w:tc>
-        <w:tc>
-          <w:tcPr>
-            <w:tcW w:type="dxa" w:w="8460"/>
-            <w:tcBorders>
-              <w:top w:val="single" w:color="000000" w:sz="6"/>
-              <w:left w:val="single" w:color="000000" w:sz="6"/>
-              <w:bottom w:val="single" w:color="000000" w:sz="6"/>
-              <w:right w:val="single" w:color="000000" w:sz="6"/>
-            </w:tcBorders>
-            <w:tcMar>
-              <w:top w:type="dxa" w:w="40"/>
-              <w:left w:type="dxa" w:w="80"/>
-              <w:bottom w:type="dxa" w:w="40"/>
-              <w:right w:type="dxa" w:w="80"/>
-            </w:tcMar>
-            <w:vAlign w:val="center"/>
-          </w:tcPr>
-          <w:p>
-            <w:pPr>
-              <w:spacing w:after="0"/>
-            </w:pPr>
-            <w:r>
-              <w:rPr>
-                <w:rFonts w:ascii="Arial" w:cs="Arial" w:eastAsia="Arial" w:hAnsi="Arial"/>
-                <w:b w:val="false"/>
-                <w:bCs w:val="false"/>
-                <w:i w:val="false"/>
-                <w:iCs w:val="false"/>
-                <w:sz w:val="16"/>
-                <w:szCs w:val="16"/>
-              </w:rPr>
-              <w:t xml:space="preserve">LA BUTÉE : petit rectangle en avant de l'encoche + Pousser/Tirer vers le haut (8 mm) → le téléphone ne glisse plus.</w:t>
-            </w:r>
-          </w:p>
-        </w:tc>
-      </w:tr>
-      <w:tr>
-        <w:tc>
-          <w:tcPr>
-            <w:tcW w:type="dxa" w:w="900"/>
-            <w:tcBorders>
-              <w:top w:val="single" w:color="000000" w:sz="6"/>
-              <w:left w:val="single" w:color="000000" w:sz="6"/>
-              <w:bottom w:val="single" w:color="000000" w:sz="6"/>
-              <w:right w:val="single" w:color="000000" w:sz="6"/>
-            </w:tcBorders>
-            <w:tcMar>
-              <w:top w:type="dxa" w:w="40"/>
-              <w:left w:type="dxa" w:w="80"/>
-              <w:bottom w:type="dxa" w:w="40"/>
-              <w:right w:type="dxa" w:w="80"/>
-            </w:tcMar>
-            <w:vAlign w:val="center"/>
-          </w:tcPr>
-          <w:p>
-            <w:pPr>
-              <w:spacing w:after="0"/>
-            </w:pPr>
-            <w:r>
-              <w:rPr>
-                <w:rFonts w:ascii="Arial" w:cs="Arial" w:eastAsia="Arial" w:hAnsi="Arial"/>
-                <w:b w:val="false"/>
-                <w:bCs w:val="false"/>
-                <w:i w:val="false"/>
-                <w:iCs w:val="false"/>
-                <w:sz w:val="16"/>
-                <w:szCs w:val="16"/>
-              </w:rPr>
-              <w:t xml:space="preserve">☐ 3</w:t>
-            </w:r>
-          </w:p>
-        </w:tc>
-        <w:tc>
-          <w:tcPr>
-            <w:tcW w:type="dxa" w:w="8460"/>
-            <w:tcBorders>
-              <w:top w:val="single" w:color="000000" w:sz="6"/>
-              <w:left w:val="single" w:color="000000" w:sz="6"/>
-              <w:bottom w:val="single" w:color="000000" w:sz="6"/>
-              <w:right w:val="single" w:color="000000" w:sz="6"/>
-            </w:tcBorders>
-            <w:tcMar>
-              <w:top w:type="dxa" w:w="40"/>
-              <w:left w:type="dxa" w:w="80"/>
-              <w:bottom w:type="dxa" w:w="40"/>
-              <w:right w:type="dxa" w:w="80"/>
-            </w:tcMar>
-            <w:vAlign w:val="center"/>
-          </w:tcPr>
-          <w:p>
-            <w:pPr>
-              <w:spacing w:after="0"/>
-            </w:pPr>
-            <w:r>
-              <w:rPr>
-                <w:rFonts w:ascii="Arial" w:cs="Arial" w:eastAsia="Arial" w:hAnsi="Arial"/>
-                <w:b w:val="false"/>
-                <w:bCs w:val="false"/>
-                <w:i w:val="false"/>
-                <w:iCs w:val="false"/>
-                <w:sz w:val="16"/>
-                <w:szCs w:val="16"/>
-              </w:rPr>
-              <w:t xml:space="preserve">Vérifie l'angle du dossier avec l'outil Rapporteur : entre 30° et 60° (CDC !).</w:t>
-            </w:r>
-          </w:p>
-        </w:tc>
-      </w:tr>
-      <w:tr>
-        <w:tc>
-          <w:tcPr>
-            <w:tcW w:type="dxa" w:w="900"/>
-            <w:tcBorders>
-              <w:top w:val="single" w:color="000000" w:sz="6"/>
-              <w:left w:val="single" w:color="000000" w:sz="6"/>
-              <w:bottom w:val="single" w:color="000000" w:sz="6"/>
-              <w:right w:val="single" w:color="000000" w:sz="6"/>
-            </w:tcBorders>
-            <w:tcMar>
-              <w:top w:type="dxa" w:w="40"/>
-              <w:left w:type="dxa" w:w="80"/>
-              <w:bottom w:type="dxa" w:w="40"/>
-              <w:right w:type="dxa" w:w="80"/>
-            </w:tcMar>
-            <w:vAlign w:val="center"/>
-          </w:tcPr>
-          <w:p>
-            <w:pPr>
-              <w:spacing w:after="0"/>
-            </w:pPr>
-            <w:r>
-              <w:rPr>
-                <w:rFonts w:ascii="Arial" w:cs="Arial" w:eastAsia="Arial" w:hAnsi="Arial"/>
-                <w:b w:val="false"/>
-                <w:bCs w:val="false"/>
-                <w:i w:val="false"/>
-                <w:iCs w:val="false"/>
-                <w:sz w:val="16"/>
-                <w:szCs w:val="16"/>
-              </w:rPr>
-              <w:t xml:space="preserve">☐ 4</w:t>
-            </w:r>
-          </w:p>
-        </w:tc>
-        <w:tc>
-          <w:tcPr>
-            <w:tcW w:type="dxa" w:w="8460"/>
-            <w:tcBorders>
-              <w:top w:val="single" w:color="000000" w:sz="6"/>
-              <w:left w:val="single" w:color="000000" w:sz="6"/>
-              <w:bottom w:val="single" w:color="000000" w:sz="6"/>
-              <w:right w:val="single" w:color="000000" w:sz="6"/>
-            </w:tcBorders>
-            <w:tcMar>
-              <w:top w:type="dxa" w:w="40"/>
-              <w:left w:type="dxa" w:w="80"/>
-              <w:bottom w:type="dxa" w:w="40"/>
-              <w:right w:type="dxa" w:w="80"/>
-            </w:tcMar>
-            <w:vAlign w:val="center"/>
-          </w:tcPr>
-          <w:p>
-            <w:pPr>
-              <w:spacing w:after="0"/>
-            </w:pPr>
-            <w:r>
-              <w:rPr>
-                <w:rFonts w:ascii="Arial" w:cs="Arial" w:eastAsia="Arial" w:hAnsi="Arial"/>
-                <w:b w:val="false"/>
-                <w:bCs w:val="false"/>
-                <w:i w:val="false"/>
-                <w:iCs w:val="false"/>
-                <w:sz w:val="16"/>
-                <w:szCs w:val="16"/>
-              </w:rPr>
-              <w:t xml:space="preserve">Outil Cotation : clique deux arêtes → la cote s'affiche. Pose au moins 3 cotes (longueur, largeur, hauteur).</w:t>
-            </w:r>
-          </w:p>
-        </w:tc>
-      </w:tr>
-    </w:tbl>
-    <w:p>
-      <w:pPr>
-        <w:spacing w:after="50"/>
-      </w:pPr>
-    </w:p>
-    <w:tbl>
-      <w:tblPr>
-        <w:tblW w:type="dxa" w:w="9360"/>
-        <w:tblBorders>
-          <w:top w:val="single" w:color="auto" w:sz="4"/>
-          <w:left w:val="single" w:color="auto" w:sz="4"/>
-          <w:bottom w:val="single" w:color="auto" w:sz="4"/>
-          <w:right w:val="single" w:color="auto" w:sz="4"/>
-          <w:insideH w:val="single" w:color="auto" w:sz="4"/>
-          <w:insideV w:val="single" w:color="auto" w:sz="4"/>
-        </w:tblBorders>
-      </w:tblPr>
-      <w:tblGrid>
-        <w:gridCol w:w="9360"/>
-      </w:tblGrid>
-      <w:tr>
-        <w:tc>
-          <w:tcPr>
-            <w:tcW w:type="dxa" w:w="9360"/>
-            <w:tcBorders>
-              <w:top w:val="single" w:color="000000" w:sz="6"/>
-              <w:left w:val="single" w:color="000000" w:sz="6"/>
-              <w:bottom w:val="single" w:color="000000" w:sz="6"/>
-              <w:right w:val="single" w:color="000000" w:sz="6"/>
-            </w:tcBorders>
-            <w:shd w:fill="F2F2F2" w:val="clear"/>
-            <w:tcMar>
-              <w:top w:type="dxa" w:w="40"/>
-              <w:left w:type="dxa" w:w="80"/>
-              <w:bottom w:type="dxa" w:w="40"/>
-              <w:right w:type="dxa" w:w="80"/>
-            </w:tcMar>
-            <w:vAlign w:val="center"/>
-          </w:tcPr>
-          <w:p>
-            <w:pPr>
-              <w:spacing w:after="0"/>
-            </w:pPr>
-            <w:r>
-              <w:rPr>
-                <w:rFonts w:ascii="Arial" w:cs="Arial" w:eastAsia="Arial" w:hAnsi="Arial"/>
-                <w:b/>
-                <w:bCs/>
-                <w:i w:val="false"/>
-                <w:iCs w:val="false"/>
-                <w:sz w:val="18"/>
-                <w:szCs w:val="18"/>
-              </w:rPr>
-              <w:t xml:space="preserve">PARTIE 2 — Je livre le dossier de fabrication</w:t>
-            </w:r>
-          </w:p>
-        </w:tc>
-      </w:tr>
-    </w:tbl>
-    <w:p>
-      <w:pPr>
-        <w:spacing w:after="40"/>
-      </w:pPr>
-    </w:p>
-    <w:tbl>
-      <w:tblPr>
-        <w:tblW w:type="dxa" w:w="9360"/>
-        <w:tblBorders>
-          <w:top w:val="single" w:color="auto" w:sz="4"/>
-          <w:left w:val="single" w:color="auto" w:sz="4"/>
-          <w:bottom w:val="single" w:color="auto" w:sz="4"/>
-          <w:right w:val="single" w:color="auto" w:sz="4"/>
-          <w:insideH w:val="single" w:color="auto" w:sz="4"/>
-          <w:insideV w:val="single" w:color="auto" w:sz="4"/>
-        </w:tblBorders>
-      </w:tblPr>
-      <w:tblGrid>
-        <w:gridCol w:w="900"/>
-        <w:gridCol w:w="8460"/>
-      </w:tblGrid>
-      <w:tr>
-        <w:tc>
-          <w:tcPr>
-            <w:tcW w:type="dxa" w:w="900"/>
-            <w:tcBorders>
-              <w:top w:val="single" w:color="000000" w:sz="6"/>
-              <w:left w:val="single" w:color="000000" w:sz="6"/>
-              <w:bottom w:val="single" w:color="000000" w:sz="6"/>
-              <w:right w:val="single" w:color="000000" w:sz="6"/>
-            </w:tcBorders>
-            <w:shd w:fill="D9D9D9" w:val="clear"/>
-            <w:tcMar>
-              <w:top w:type="dxa" w:w="40"/>
-              <w:left w:type="dxa" w:w="80"/>
-              <w:bottom w:type="dxa" w:w="40"/>
-              <w:right w:type="dxa" w:w="80"/>
-            </w:tcMar>
-            <w:vAlign w:val="center"/>
-          </w:tcPr>
-          <w:p>
-            <w:pPr>
-              <w:spacing w:after="0"/>
-            </w:pPr>
-            <w:r>
-              <w:rPr>
-                <w:rFonts w:ascii="Arial" w:cs="Arial" w:eastAsia="Arial" w:hAnsi="Arial"/>
-                <w:b/>
-                <w:bCs/>
-                <w:i w:val="false"/>
-                <w:iCs w:val="false"/>
-                <w:sz w:val="16"/>
-                <w:szCs w:val="16"/>
-              </w:rPr>
-              <w:t xml:space="preserve">Fait</w:t>
-            </w:r>
-          </w:p>
-        </w:tc>
-        <w:tc>
-          <w:tcPr>
-            <w:tcW w:type="dxa" w:w="8460"/>
-            <w:tcBorders>
-              <w:top w:val="single" w:color="000000" w:sz="6"/>
-              <w:left w:val="single" w:color="000000" w:sz="6"/>
-              <w:bottom w:val="single" w:color="000000" w:sz="6"/>
-              <w:right w:val="single" w:color="000000" w:sz="6"/>
-            </w:tcBorders>
-            <w:shd w:fill="D9D9D9" w:val="clear"/>
-            <w:tcMar>
-              <w:top w:type="dxa" w:w="40"/>
-              <w:left w:type="dxa" w:w="80"/>
-              <w:bottom w:type="dxa" w:w="40"/>
-              <w:right w:type="dxa" w:w="80"/>
-            </w:tcMar>
-            <w:vAlign w:val="center"/>
-          </w:tcPr>
-          <w:p>
-            <w:pPr>
-              <w:spacing w:after="0"/>
-            </w:pPr>
-            <w:r>
-              <w:rPr>
-                <w:rFonts w:ascii="Arial" w:cs="Arial" w:eastAsia="Arial" w:hAnsi="Arial"/>
-                <w:b/>
-                <w:bCs/>
-                <w:i w:val="false"/>
-                <w:iCs w:val="false"/>
-                <w:sz w:val="16"/>
-                <w:szCs w:val="16"/>
-              </w:rPr>
-              <w:t xml:space="preserve">Étape</w:t>
-            </w:r>
-          </w:p>
-        </w:tc>
-      </w:tr>
-      <w:tr>
-        <w:tc>
-          <w:tcPr>
-            <w:tcW w:type="dxa" w:w="900"/>
-            <w:tcBorders>
-              <w:top w:val="single" w:color="000000" w:sz="6"/>
-              <w:left w:val="single" w:color="000000" w:sz="6"/>
-              <w:bottom w:val="single" w:color="000000" w:sz="6"/>
-              <w:right w:val="single" w:color="000000" w:sz="6"/>
-            </w:tcBorders>
-            <w:tcMar>
-              <w:top w:type="dxa" w:w="40"/>
-              <w:left w:type="dxa" w:w="80"/>
-              <w:bottom w:type="dxa" w:w="40"/>
-              <w:right w:type="dxa" w:w="80"/>
-            </w:tcMar>
-            <w:vAlign w:val="center"/>
-          </w:tcPr>
-          <w:p>
-            <w:pPr>
-              <w:spacing w:after="0"/>
-            </w:pPr>
-            <w:r>
-              <w:rPr>
-                <w:rFonts w:ascii="Arial" w:cs="Arial" w:eastAsia="Arial" w:hAnsi="Arial"/>
-                <w:b w:val="false"/>
-                <w:bCs w:val="false"/>
-                <w:i w:val="false"/>
-                <w:iCs w:val="false"/>
-                <w:sz w:val="16"/>
-                <w:szCs w:val="16"/>
-              </w:rPr>
-              <w:t xml:space="preserve">☐ 5</w:t>
-            </w:r>
-          </w:p>
-        </w:tc>
-        <w:tc>
-          <w:tcPr>
-            <w:tcW w:type="dxa" w:w="8460"/>
-            <w:tcBorders>
-              <w:top w:val="single" w:color="000000" w:sz="6"/>
-              <w:left w:val="single" w:color="000000" w:sz="6"/>
-              <w:bottom w:val="single" w:color="000000" w:sz="6"/>
-              <w:right w:val="single" w:color="000000" w:sz="6"/>
-            </w:tcBorders>
-            <w:tcMar>
-              <w:top w:type="dxa" w:w="40"/>
-              <w:left w:type="dxa" w:w="80"/>
-              <w:bottom w:type="dxa" w:w="40"/>
-              <w:right w:type="dxa" w:w="80"/>
-            </w:tcMar>
-            <w:vAlign w:val="center"/>
-          </w:tcPr>
-          <w:p>
-            <w:pPr>
-              <w:spacing w:after="0"/>
-            </w:pPr>
-            <w:r>
-              <w:rPr>
-                <w:rFonts w:ascii="Arial" w:cs="Arial" w:eastAsia="Arial" w:hAnsi="Arial"/>
-                <w:b w:val="false"/>
-                <w:bCs w:val="false"/>
-                <w:i w:val="false"/>
-                <w:iCs w:val="false"/>
-                <w:sz w:val="16"/>
-                <w:szCs w:val="16"/>
-              </w:rPr>
-              <w:t xml:space="preserve">Fichier → Exporter → Graphique 2D : image de ton modèle AVEC les cotes visibles.</w:t>
-            </w:r>
-          </w:p>
-        </w:tc>
-      </w:tr>
-      <w:tr>
-        <w:tc>
-          <w:tcPr>
-            <w:tcW w:type="dxa" w:w="900"/>
-            <w:tcBorders>
-              <w:top w:val="single" w:color="000000" w:sz="6"/>
-              <w:left w:val="single" w:color="000000" w:sz="6"/>
-              <w:bottom w:val="single" w:color="000000" w:sz="6"/>
-              <w:right w:val="single" w:color="000000" w:sz="6"/>
-            </w:tcBorders>
-            <w:tcMar>
-              <w:top w:type="dxa" w:w="40"/>
-              <w:left w:type="dxa" w:w="80"/>
-              <w:bottom w:type="dxa" w:w="40"/>
-              <w:right w:type="dxa" w:w="80"/>
-            </w:tcMar>
-            <w:vAlign w:val="center"/>
-          </w:tcPr>
-          <w:p>
-            <w:pPr>
-              <w:spacing w:after="0"/>
-            </w:pPr>
-            <w:r>
-              <w:rPr>
-                <w:rFonts w:ascii="Arial" w:cs="Arial" w:eastAsia="Arial" w:hAnsi="Arial"/>
-                <w:b w:val="false"/>
-                <w:bCs w:val="false"/>
-                <w:i w:val="false"/>
-                <w:iCs w:val="false"/>
-                <w:sz w:val="16"/>
-                <w:szCs w:val="16"/>
-              </w:rPr>
-              <w:t xml:space="preserve">☐ 6</w:t>
-            </w:r>
-          </w:p>
-        </w:tc>
-        <w:tc>
-          <w:tcPr>
-            <w:tcW w:type="dxa" w:w="8460"/>
-            <w:tcBorders>
-              <w:top w:val="single" w:color="000000" w:sz="6"/>
-              <w:left w:val="single" w:color="000000" w:sz="6"/>
-              <w:bottom w:val="single" w:color="000000" w:sz="6"/>
-              <w:right w:val="single" w:color="000000" w:sz="6"/>
-            </w:tcBorders>
-            <w:tcMar>
-              <w:top w:type="dxa" w:w="40"/>
-              <w:left w:type="dxa" w:w="80"/>
-              <w:bottom w:type="dxa" w:w="40"/>
-              <w:right w:type="dxa" w:w="80"/>
-            </w:tcMar>
-            <w:vAlign w:val="center"/>
-          </w:tcPr>
-          <w:p>
-            <w:pPr>
-              <w:spacing w:after="0"/>
-            </w:pPr>
-            <w:r>
-              <w:rPr>
-                <w:rFonts w:ascii="Arial" w:cs="Arial" w:eastAsia="Arial" w:hAnsi="Arial"/>
-                <w:b w:val="false"/>
-                <w:bCs w:val="false"/>
-                <w:i w:val="false"/>
-                <w:iCs w:val="false"/>
-                <w:sz w:val="16"/>
-                <w:szCs w:val="16"/>
-              </w:rPr>
-              <w:t xml:space="preserve">Colle l'image dans un document texte NOM_S5A04 + une phrase : « matériau prévu : carton / PLA ».</w:t>
-            </w:r>
-          </w:p>
-        </w:tc>
-      </w:tr>
-      <w:tr>
-        <w:tc>
-          <w:tcPr>
-            <w:tcW w:type="dxa" w:w="900"/>
-            <w:tcBorders>
-              <w:top w:val="single" w:color="000000" w:sz="6"/>
-              <w:left w:val="single" w:color="000000" w:sz="6"/>
-              <w:bottom w:val="single" w:color="000000" w:sz="6"/>
-              <w:right w:val="single" w:color="000000" w:sz="6"/>
-            </w:tcBorders>
-            <w:tcMar>
-              <w:top w:type="dxa" w:w="40"/>
-              <w:left w:type="dxa" w:w="80"/>
-              <w:bottom w:type="dxa" w:w="40"/>
-              <w:right w:type="dxa" w:w="80"/>
-            </w:tcMar>
-            <w:vAlign w:val="center"/>
-          </w:tcPr>
-          <w:p>
-            <w:pPr>
-              <w:spacing w:after="0"/>
-            </w:pPr>
-            <w:r>
-              <w:rPr>
-                <w:rFonts w:ascii="Arial" w:cs="Arial" w:eastAsia="Arial" w:hAnsi="Arial"/>
-                <w:b w:val="false"/>
-                <w:bCs w:val="false"/>
-                <w:i w:val="false"/>
-                <w:iCs w:val="false"/>
-                <w:sz w:val="16"/>
-                <w:szCs w:val="16"/>
-              </w:rPr>
-              <w:t xml:space="preserve">☐ 7</w:t>
-            </w:r>
-          </w:p>
-        </w:tc>
-        <w:tc>
-          <w:tcPr>
-            <w:tcW w:type="dxa" w:w="8460"/>
-            <w:tcBorders>
-              <w:top w:val="single" w:color="000000" w:sz="6"/>
-              <w:left w:val="single" w:color="000000" w:sz="6"/>
-              <w:bottom w:val="single" w:color="000000" w:sz="6"/>
-              <w:right w:val="single" w:color="000000" w:sz="6"/>
-            </w:tcBorders>
-            <w:tcMar>
-              <w:top w:type="dxa" w:w="40"/>
-              <w:left w:type="dxa" w:w="80"/>
-              <w:bottom w:type="dxa" w:w="40"/>
-              <w:right w:type="dxa" w:w="80"/>
-            </w:tcMar>
-            <w:vAlign w:val="center"/>
-          </w:tcPr>
-          <w:p>
-            <w:pPr>
-              <w:spacing w:after="0"/>
-            </w:pPr>
-            <w:r>
-              <w:rPr>
-                <w:rFonts w:ascii="Arial" w:cs="Arial" w:eastAsia="Arial" w:hAnsi="Arial"/>
-                <w:b w:val="false"/>
-                <w:bCs w:val="false"/>
-                <w:i w:val="false"/>
-                <w:iCs w:val="false"/>
-                <w:sz w:val="16"/>
-                <w:szCs w:val="16"/>
-              </w:rPr>
-              <w:t xml:space="preserve">Enregistre le tout dans TECHNO/SEQ05. ✋ Vérification professeur.</w:t>
-            </w:r>
-          </w:p>
-        </w:tc>
-      </w:tr>
-    </w:tbl>
-    <w:p>
-      <w:pPr>
-        <w:spacing w:after="50"/>
-      </w:pPr>
-    </w:p>
-    <w:tbl>
-      <w:tblPr>
-        <w:tblW w:type="dxa" w:w="9360"/>
-        <w:tblBorders>
-          <w:top w:val="single" w:color="auto" w:sz="4"/>
-          <w:left w:val="single" w:color="auto" w:sz="4"/>
-          <w:bottom w:val="single" w:color="auto" w:sz="4"/>
-          <w:right w:val="single" w:color="auto" w:sz="4"/>
-          <w:insideH w:val="single" w:color="auto" w:sz="4"/>
-          <w:insideV w:val="single" w:color="auto" w:sz="4"/>
-        </w:tblBorders>
-      </w:tblPr>
-      <w:tblGrid>
-        <w:gridCol w:w="9360"/>
-      </w:tblGrid>
-      <w:tr>
-        <w:tc>
-          <w:tcPr>
-            <w:tcW w:type="dxa" w:w="9360"/>
-            <w:tcBorders>
-              <w:top w:val="single" w:color="000000" w:sz="6"/>
-              <w:left w:val="single" w:color="000000" w:sz="6"/>
-              <w:bottom w:val="single" w:color="000000" w:sz="6"/>
-              <w:right w:val="single" w:color="000000" w:sz="6"/>
-            </w:tcBorders>
-            <w:shd w:fill="F2F2F2" w:val="clear"/>
-            <w:tcMar>
-              <w:top w:type="dxa" w:w="40"/>
-              <w:left w:type="dxa" w:w="80"/>
-              <w:bottom w:type="dxa" w:w="40"/>
-              <w:right w:type="dxa" w:w="80"/>
-            </w:tcMar>
-            <w:vAlign w:val="center"/>
-          </w:tcPr>
-          <w:p>
-            <w:pPr>
-              <w:spacing w:after="0"/>
-            </w:pPr>
-            <w:r>
-              <w:rPr>
-                <w:rFonts w:ascii="Arial" w:cs="Arial" w:eastAsia="Arial" w:hAnsi="Arial"/>
-                <w:b/>
-                <w:bCs/>
-                <w:i w:val="false"/>
-                <w:iCs w:val="false"/>
-                <w:sz w:val="18"/>
-                <w:szCs w:val="18"/>
-              </w:rPr>
-              <w:t xml:space="preserve">PARTIE 3 — Revue de conception : mon modèle face au CDC</w:t>
-            </w:r>
-          </w:p>
-        </w:tc>
-      </w:tr>
-    </w:tbl>
-    <w:p>
-      <w:pPr>
-        <w:spacing w:after="40"/>
+        <w:spacing w:after="64"/>
       </w:pPr>
     </w:p>
     <w:tbl>
@@ -1504,8 +1504,8 @@
                 <w:bCs/>
                 <w:i w:val="false"/>
                 <w:iCs w:val="false"/>
-                <w:sz w:val="16"/>
-                <w:szCs w:val="16"/>
+                <w:sz w:val="24"/>
+                <w:szCs w:val="24"/>
               </w:rPr>
               <w:t xml:space="preserve">Exigence du CDC</w:t>
             </w:r>
@@ -1540,8 +1540,8 @@
                 <w:bCs/>
                 <w:i w:val="false"/>
                 <w:iCs w:val="false"/>
-                <w:sz w:val="16"/>
-                <w:szCs w:val="16"/>
+                <w:sz w:val="24"/>
+                <w:szCs w:val="24"/>
               </w:rPr>
               <w:t xml:space="preserve">Niveau</w:t>
             </w:r>
@@ -1576,8 +1576,8 @@
                 <w:bCs/>
                 <w:i w:val="false"/>
                 <w:iCs w:val="false"/>
-                <w:sz w:val="16"/>
-                <w:szCs w:val="16"/>
+                <w:sz w:val="24"/>
+                <w:szCs w:val="24"/>
               </w:rPr>
               <w:t xml:space="preserve">Mon modèle</w:t>
             </w:r>
@@ -1612,8 +1612,8 @@
                 <w:bCs/>
                 <w:i w:val="false"/>
                 <w:iCs w:val="false"/>
-                <w:sz w:val="16"/>
-                <w:szCs w:val="16"/>
+                <w:sz w:val="24"/>
+                <w:szCs w:val="24"/>
               </w:rPr>
               <w:t xml:space="preserve">Conforme ?</w:t>
             </w:r>
@@ -1649,8 +1649,8 @@
                 <w:bCs w:val="false"/>
                 <w:i w:val="false"/>
                 <w:iCs w:val="false"/>
-                <w:sz w:val="16"/>
-                <w:szCs w:val="16"/>
+                <w:sz w:val="24"/>
+                <w:szCs w:val="24"/>
               </w:rPr>
               <w:t xml:space="preserve">Angle d'inclinaison</w:t>
             </w:r>
@@ -1684,8 +1684,8 @@
                 <w:bCs w:val="false"/>
                 <w:i w:val="false"/>
                 <w:iCs w:val="false"/>
-                <w:sz w:val="16"/>
-                <w:szCs w:val="16"/>
+                <w:sz w:val="24"/>
+                <w:szCs w:val="24"/>
               </w:rPr>
               <w:t xml:space="preserve">30–60°</w:t>
             </w:r>
@@ -1719,10 +1719,10 @@
                 <w:bCs w:val="false"/>
                 <w:i w:val="false"/>
                 <w:iCs w:val="false"/>
-                <w:sz w:val="16"/>
-                <w:szCs w:val="16"/>
-              </w:rPr>
-              <w:t xml:space="preserve">............°</w:t>
+                <w:sz w:val="24"/>
+                <w:szCs w:val="24"/>
+              </w:rPr>
+              <w:t xml:space="preserve">......°</w:t>
             </w:r>
           </w:p>
         </w:tc>
@@ -1754,8 +1754,8 @@
                 <w:bCs w:val="false"/>
                 <w:i w:val="false"/>
                 <w:iCs w:val="false"/>
-                <w:sz w:val="16"/>
-                <w:szCs w:val="16"/>
+                <w:sz w:val="24"/>
+                <w:szCs w:val="24"/>
               </w:rPr>
               <w:t xml:space="preserve">☐ oui ☐ non</w:t>
             </w:r>
@@ -1791,8 +1791,8 @@
                 <w:bCs w:val="false"/>
                 <w:i w:val="false"/>
                 <w:iCs w:val="false"/>
-                <w:sz w:val="16"/>
-                <w:szCs w:val="16"/>
+                <w:sz w:val="24"/>
+                <w:szCs w:val="24"/>
               </w:rPr>
               <w:t xml:space="preserve">Encoche adaptée au téléphone</w:t>
             </w:r>
@@ -1826,8 +1826,8 @@
                 <w:bCs w:val="false"/>
                 <w:i w:val="false"/>
                 <w:iCs w:val="false"/>
-                <w:sz w:val="16"/>
-                <w:szCs w:val="16"/>
+                <w:sz w:val="24"/>
+                <w:szCs w:val="24"/>
               </w:rPr>
               <w:t xml:space="preserve">largeur tél. + 2 mm</w:t>
             </w:r>
@@ -1861,10 +1861,10 @@
                 <w:bCs w:val="false"/>
                 <w:i w:val="false"/>
                 <w:iCs w:val="false"/>
-                <w:sz w:val="16"/>
-                <w:szCs w:val="16"/>
-              </w:rPr>
-              <w:t xml:space="preserve">............ mm</w:t>
+                <w:sz w:val="24"/>
+                <w:szCs w:val="24"/>
+              </w:rPr>
+              <w:t xml:space="preserve">...... mm</w:t>
             </w:r>
           </w:p>
         </w:tc>
@@ -1896,8 +1896,8 @@
                 <w:bCs w:val="false"/>
                 <w:i w:val="false"/>
                 <w:iCs w:val="false"/>
-                <w:sz w:val="16"/>
-                <w:szCs w:val="16"/>
+                <w:sz w:val="24"/>
+                <w:szCs w:val="24"/>
               </w:rPr>
               <w:t xml:space="preserve">☐ oui ☐ non</w:t>
             </w:r>
@@ -1933,8 +1933,8 @@
                 <w:bCs w:val="false"/>
                 <w:i w:val="false"/>
                 <w:iCs w:val="false"/>
-                <w:sz w:val="16"/>
-                <w:szCs w:val="16"/>
+                <w:sz w:val="24"/>
+                <w:szCs w:val="24"/>
               </w:rPr>
               <w:t xml:space="preserve">Butée anti-glissement</w:t>
             </w:r>
@@ -1968,8 +1968,8 @@
                 <w:bCs w:val="false"/>
                 <w:i w:val="false"/>
                 <w:iCs w:val="false"/>
-                <w:sz w:val="16"/>
-                <w:szCs w:val="16"/>
+                <w:sz w:val="24"/>
+                <w:szCs w:val="24"/>
               </w:rPr>
               <w:t xml:space="preserve">présente</w:t>
             </w:r>
@@ -2003,8 +2003,8 @@
                 <w:bCs w:val="false"/>
                 <w:i w:val="false"/>
                 <w:iCs w:val="false"/>
-                <w:sz w:val="16"/>
-                <w:szCs w:val="16"/>
+                <w:sz w:val="24"/>
+                <w:szCs w:val="24"/>
               </w:rPr>
               <w:t xml:space="preserve">☐ présente ☐ absente</w:t>
             </w:r>
@@ -2038,8 +2038,8 @@
                 <w:bCs w:val="false"/>
                 <w:i w:val="false"/>
                 <w:iCs w:val="false"/>
-                <w:sz w:val="16"/>
-                <w:szCs w:val="16"/>
+                <w:sz w:val="24"/>
+                <w:szCs w:val="24"/>
               </w:rPr>
               <w:t xml:space="preserve">☐ oui ☐ non</w:t>
             </w:r>
@@ -2049,7 +2049,7 @@
     </w:tbl>
     <w:p>
       <w:pPr>
-        <w:spacing w:after="40"/>
+        <w:spacing w:after="64"/>
       </w:pPr>
     </w:p>
     <w:tbl>
@@ -2088,7 +2088,7 @@
           </w:tcPr>
           <w:p>
             <w:pPr>
-              <w:spacing w:after="60"/>
+              <w:spacing w:after="96"/>
             </w:pPr>
             <w:r>
               <w:rPr>
@@ -2097,61 +2097,61 @@
                 <w:bCs/>
                 <w:i w:val="false"/>
                 <w:iCs w:val="false"/>
-                <w:sz w:val="18"/>
-                <w:szCs w:val="18"/>
+                <w:sz w:val="26"/>
+                <w:szCs w:val="26"/>
               </w:rPr>
               <w:t xml:space="preserve">BILAN — ce que je retiens</w:t>
             </w:r>
           </w:p>
           <w:p>
             <w:pPr>
-              <w:spacing w:after="60"/>
-            </w:pPr>
-            <w:r>
-              <w:rPr>
-                <w:rFonts w:ascii="Arial" w:cs="Arial" w:eastAsia="Arial" w:hAnsi="Arial"/>
-                <w:b w:val="false"/>
-                <w:bCs w:val="false"/>
-                <w:i w:val="false"/>
-                <w:iCs w:val="false"/>
-                <w:sz w:val="16"/>
-                <w:szCs w:val="16"/>
-              </w:rPr>
-              <w:t xml:space="preserve">• Pousser/Tirer vers le bas permet de ...................................... la matière (encoche, rainure).</w:t>
-            </w:r>
-          </w:p>
-          <w:p>
-            <w:pPr>
-              <w:spacing w:after="60"/>
-            </w:pPr>
-            <w:r>
-              <w:rPr>
-                <w:rFonts w:ascii="Arial" w:cs="Arial" w:eastAsia="Arial" w:hAnsi="Arial"/>
-                <w:b w:val="false"/>
-                <w:bCs w:val="false"/>
-                <w:i w:val="false"/>
-                <w:iCs w:val="false"/>
-                <w:sz w:val="16"/>
-                <w:szCs w:val="16"/>
-              </w:rPr>
-              <w:t xml:space="preserve">• Un modèle prêt pour l'atelier comporte ses ...................................... affichées.</w:t>
-            </w:r>
-          </w:p>
-          <w:p>
-            <w:pPr>
-              <w:spacing w:after="60"/>
-            </w:pPr>
-            <w:r>
-              <w:rPr>
-                <w:rFonts w:ascii="Arial" w:cs="Arial" w:eastAsia="Arial" w:hAnsi="Arial"/>
-                <w:b w:val="false"/>
-                <w:bCs w:val="false"/>
-                <w:i w:val="false"/>
-                <w:iCs w:val="false"/>
-                <w:sz w:val="16"/>
-                <w:szCs w:val="16"/>
-              </w:rPr>
-              <w:t xml:space="preserve">• La revue de conception compare point par point le modèle au ............ .</w:t>
+              <w:spacing w:after="96"/>
+            </w:pPr>
+            <w:r>
+              <w:rPr>
+                <w:rFonts w:ascii="Arial" w:cs="Arial" w:eastAsia="Arial" w:hAnsi="Arial"/>
+                <w:b w:val="false"/>
+                <w:bCs w:val="false"/>
+                <w:i w:val="false"/>
+                <w:iCs w:val="false"/>
+                <w:sz w:val="24"/>
+                <w:szCs w:val="24"/>
+              </w:rPr>
+              <w:t xml:space="preserve">• Pousser/Tirer vers le bas permet de .................... la matière (encoche, rainure).</w:t>
+            </w:r>
+          </w:p>
+          <w:p>
+            <w:pPr>
+              <w:spacing w:after="96"/>
+            </w:pPr>
+            <w:r>
+              <w:rPr>
+                <w:rFonts w:ascii="Arial" w:cs="Arial" w:eastAsia="Arial" w:hAnsi="Arial"/>
+                <w:b w:val="false"/>
+                <w:bCs w:val="false"/>
+                <w:i w:val="false"/>
+                <w:iCs w:val="false"/>
+                <w:sz w:val="24"/>
+                <w:szCs w:val="24"/>
+              </w:rPr>
+              <w:t xml:space="preserve">• Un modèle prêt pour l'atelier comporte ses .................... affichées.</w:t>
+            </w:r>
+          </w:p>
+          <w:p>
+            <w:pPr>
+              <w:spacing w:after="96"/>
+            </w:pPr>
+            <w:r>
+              <w:rPr>
+                <w:rFonts w:ascii="Arial" w:cs="Arial" w:eastAsia="Arial" w:hAnsi="Arial"/>
+                <w:b w:val="false"/>
+                <w:bCs w:val="false"/>
+                <w:i w:val="false"/>
+                <w:iCs w:val="false"/>
+                <w:sz w:val="24"/>
+                <w:szCs w:val="24"/>
+              </w:rPr>
+              <w:t xml:space="preserve">• La revue de conception compare point par point le modèle au ...... .</w:t>
             </w:r>
           </w:p>
         </w:tc>
@@ -2169,8 +2169,8 @@
           <w:bCs w:val="false"/>
           <w:i/>
           <w:iCs/>
-          <w:sz w:val="16"/>
-          <w:szCs w:val="16"/>
+          <w:sz w:val="24"/>
+          <w:szCs w:val="24"/>
         </w:rPr>
         <w:t xml:space="preserve">« Un modèle sans cotes est un dessin, pas un plan. »</w:t>
       </w:r>
@@ -2364,8 +2364,8 @@
     <w:rPrDefault>
       <w:rPr>
         <w:rFonts w:ascii="Arial" w:cs="Arial" w:eastAsia="Arial" w:hAnsi="Arial"/>
-        <w:sz w:val="16"/>
-        <w:szCs w:val="16"/>
+        <w:sz w:val="24"/>
+        <w:szCs w:val="24"/>
       </w:rPr>
     </w:rPrDefault>
     <w:pPrDefault/>

--- a/public/2026/seq05/FICHE_S5-A04_SketchUp2_4eme.docx
+++ b/public/2026/seq05/FICHE_S5-A04_SketchUp2_4eme.docx
@@ -21,6 +21,9 @@
         <w:gridCol w:w="1200"/>
       </w:tblGrid>
       <w:tr>
+        <w:trPr>
+          <w:cantSplit/>
+        </w:trPr>
         <w:tc>
           <w:tcPr>
             <w:tcW w:type="dxa" w:w="1266"/>
@@ -210,6 +213,32 @@
               <w:t xml:space="preserve">ACTIVITÉ N°04</w:t>
             </w:r>
           </w:p>
+          <w:p>
+            <w:pPr>
+              <w:spacing w:after="0"/>
+            </w:pPr>
+            <w:r>
+              <w:rPr>
+                <w:rFonts w:ascii="Arial" w:cs="Arial" w:eastAsia="Arial" w:hAnsi="Arial"/>
+                <w:sz w:val="14"/>
+                <w:szCs w:val="14"/>
+              </w:rPr>
+              <w:t xml:space="preserve">NOM : ..............................</w:t>
+            </w:r>
+          </w:p>
+          <w:p>
+            <w:pPr>
+              <w:spacing w:after="0"/>
+            </w:pPr>
+            <w:r>
+              <w:rPr>
+                <w:rFonts w:ascii="Arial" w:cs="Arial" w:eastAsia="Arial" w:hAnsi="Arial"/>
+                <w:sz w:val="14"/>
+                <w:szCs w:val="14"/>
+              </w:rPr>
+              <w:t xml:space="preserve">PRÉNOM : .........................</w:t>
+            </w:r>
+          </w:p>
         </w:tc>
         <w:tc>
           <w:tcPr>
@@ -295,149 +324,48 @@
         </w:tblBorders>
       </w:tblPr>
       <w:tblGrid>
-        <w:gridCol w:w="2340"/>
-        <w:gridCol w:w="2340"/>
-        <w:gridCol w:w="2340"/>
-        <w:gridCol w:w="2340"/>
+        <w:gridCol w:w="9360"/>
       </w:tblGrid>
       <w:tr>
-        <w:tc>
-          <w:tcPr>
-            <w:tcW w:type="dxa" w:w="2340"/>
-            <w:tcBorders>
-              <w:top w:val="single" w:color="000000" w:sz="6"/>
-              <w:left w:val="single" w:color="000000" w:sz="6"/>
-              <w:bottom w:val="single" w:color="000000" w:sz="6"/>
-              <w:right w:val="single" w:color="000000" w:sz="6"/>
-            </w:tcBorders>
-            <w:tcMar>
-              <w:top w:type="dxa" w:w="40"/>
-              <w:left w:type="dxa" w:w="80"/>
-              <w:bottom w:type="dxa" w:w="40"/>
-              <w:right w:type="dxa" w:w="80"/>
-            </w:tcMar>
-            <w:vAlign w:val="center"/>
-          </w:tcPr>
-          <w:p>
-            <w:pPr>
-              <w:spacing w:after="0"/>
-            </w:pPr>
-            <w:r>
-              <w:rPr>
-                <w:rFonts w:ascii="Arial" w:cs="Arial" w:eastAsia="Arial" w:hAnsi="Arial"/>
-                <w:b w:val="false"/>
-                <w:bCs w:val="false"/>
-                <w:i w:val="false"/>
-                <w:iCs w:val="false"/>
-                <w:sz w:val="24"/>
-                <w:szCs w:val="24"/>
-              </w:rPr>
-              <w:t xml:space="preserve">NOM : </w:t>
-            </w:r>
-          </w:p>
-        </w:tc>
-        <w:tc>
-          <w:tcPr>
-            <w:tcW w:type="dxa" w:w="2340"/>
-            <w:tcBorders>
-              <w:top w:val="single" w:color="000000" w:sz="6"/>
-              <w:left w:val="single" w:color="000000" w:sz="6"/>
-              <w:bottom w:val="single" w:color="000000" w:sz="6"/>
-              <w:right w:val="single" w:color="000000" w:sz="6"/>
-            </w:tcBorders>
-            <w:tcMar>
-              <w:top w:type="dxa" w:w="40"/>
-              <w:left w:type="dxa" w:w="80"/>
-              <w:bottom w:type="dxa" w:w="40"/>
-              <w:right w:type="dxa" w:w="80"/>
-            </w:tcMar>
-            <w:vAlign w:val="center"/>
-          </w:tcPr>
-          <w:p>
-            <w:pPr>
-              <w:spacing w:after="0"/>
-            </w:pPr>
-            <w:r>
-              <w:rPr>
-                <w:rFonts w:ascii="Arial" w:cs="Arial" w:eastAsia="Arial" w:hAnsi="Arial"/>
-                <w:b w:val="false"/>
-                <w:bCs w:val="false"/>
-                <w:i w:val="false"/>
-                <w:iCs w:val="false"/>
-                <w:sz w:val="24"/>
-                <w:szCs w:val="24"/>
-              </w:rPr>
-              <w:t xml:space="preserve">PRÉNOM : </w:t>
-            </w:r>
-          </w:p>
-        </w:tc>
-        <w:tc>
-          <w:tcPr>
-            <w:tcW w:type="dxa" w:w="2340"/>
-            <w:tcBorders>
-              <w:top w:val="single" w:color="000000" w:sz="6"/>
-              <w:left w:val="single" w:color="000000" w:sz="6"/>
-              <w:bottom w:val="single" w:color="000000" w:sz="6"/>
-              <w:right w:val="single" w:color="000000" w:sz="6"/>
-            </w:tcBorders>
-            <w:tcMar>
-              <w:top w:type="dxa" w:w="40"/>
-              <w:left w:type="dxa" w:w="80"/>
-              <w:bottom w:type="dxa" w:w="40"/>
-              <w:right w:type="dxa" w:w="80"/>
-            </w:tcMar>
-            <w:vAlign w:val="center"/>
-          </w:tcPr>
-          <w:p>
-            <w:pPr>
-              <w:spacing w:after="0"/>
-            </w:pPr>
-            <w:r>
-              <w:rPr>
-                <w:rFonts w:ascii="Arial" w:cs="Arial" w:eastAsia="Arial" w:hAnsi="Arial"/>
-                <w:b w:val="false"/>
-                <w:bCs w:val="false"/>
-                <w:i w:val="false"/>
-                <w:iCs w:val="false"/>
-                <w:sz w:val="24"/>
-                <w:szCs w:val="24"/>
-              </w:rPr>
-              <w:t xml:space="preserve">CLASSE : </w:t>
-            </w:r>
-          </w:p>
-        </w:tc>
-        <w:tc>
-          <w:tcPr>
-            <w:tcW w:type="dxa" w:w="2340"/>
-            <w:tcBorders>
-              <w:top w:val="single" w:color="000000" w:sz="6"/>
-              <w:left w:val="single" w:color="000000" w:sz="6"/>
-              <w:bottom w:val="single" w:color="000000" w:sz="6"/>
-              <w:right w:val="single" w:color="000000" w:sz="6"/>
-            </w:tcBorders>
-            <w:tcMar>
-              <w:top w:type="dxa" w:w="40"/>
-              <w:left w:type="dxa" w:w="80"/>
-              <w:bottom w:type="dxa" w:w="40"/>
-              <w:right w:type="dxa" w:w="80"/>
-            </w:tcMar>
-            <w:vAlign w:val="center"/>
-          </w:tcPr>
-          <w:p>
-            <w:pPr>
-              <w:spacing w:after="0"/>
-            </w:pPr>
-            <w:r>
-              <w:rPr>
-                <w:rFonts w:ascii="Arial" w:cs="Arial" w:eastAsia="Arial" w:hAnsi="Arial"/>
-                <w:b w:val="false"/>
-                <w:bCs w:val="false"/>
-                <w:i w:val="false"/>
-                <w:iCs w:val="false"/>
-                <w:sz w:val="24"/>
-                <w:szCs w:val="24"/>
-              </w:rPr>
-              <w:t xml:space="preserve">MAISON : </w:t>
+        <w:trPr>
+          <w:cantSplit/>
+        </w:trPr>
+        <w:tc>
+          <w:tcPr>
+            <w:tcW w:type="dxa" w:w="9360"/>
+            <w:tcBorders>
+              <w:top w:val="single" w:color="000000" w:sz="6"/>
+              <w:left w:val="single" w:color="000000" w:sz="6"/>
+              <w:bottom w:val="single" w:color="000000" w:sz="6"/>
+              <w:right w:val="single" w:color="000000" w:sz="6"/>
+            </w:tcBorders>
+            <w:shd w:fill="D9D9D9" w:val="clear"/>
+            <w:tcMar>
+              <w:top w:type="dxa" w:w="40"/>
+              <w:left w:type="dxa" w:w="80"/>
+              <w:bottom w:type="dxa" w:w="40"/>
+              <w:right w:type="dxa" w:w="80"/>
+            </w:tcMar>
+            <w:vAlign w:val="center"/>
+          </w:tcPr>
+          <w:p>
+            <w:pPr>
+              <w:keepNext/>
+              <w:keepLines/>
+              <w:spacing w:after="0"/>
+              <w:jc w:val="center"/>
+            </w:pPr>
+            <w:r>
+              <w:rPr>
+                <w:rFonts w:ascii="Arial" w:cs="Arial" w:eastAsia="Arial" w:hAnsi="Arial"/>
+                <w:b/>
+                <w:bCs/>
+                <w:i w:val="false"/>
+                <w:iCs w:val="false"/>
+                <w:sz w:val="32"/>
+                <w:szCs w:val="32"/>
+              </w:rPr>
+              <w:t xml:space="preserve">SKETCHUP (2) : LE MODÈLE FINAL COTÉ</w:t>
             </w:r>
           </w:p>
         </w:tc>
@@ -445,6 +373,8 @@
     </w:tbl>
     <w:p>
       <w:pPr>
+        <w:keepNext/>
+        <w:keepLines/>
         <w:spacing w:after="128"/>
       </w:pPr>
     </w:p>
@@ -464,6 +394,9 @@
         <w:gridCol w:w="9360"/>
       </w:tblGrid>
       <w:tr>
+        <w:trPr>
+          <w:cantSplit/>
+        </w:trPr>
         <w:tc>
           <w:tcPr>
             <w:tcW w:type="dxa" w:w="9360"/>
@@ -473,31 +406,50 @@
               <w:bottom w:val="single" w:color="000000" w:sz="6"/>
               <w:right w:val="single" w:color="000000" w:sz="6"/>
             </w:tcBorders>
-            <w:shd w:fill="D9D9D9" w:val="clear"/>
-            <w:tcMar>
-              <w:top w:type="dxa" w:w="40"/>
-              <w:left w:type="dxa" w:w="80"/>
-              <w:bottom w:type="dxa" w:w="40"/>
-              <w:right w:type="dxa" w:w="80"/>
-            </w:tcMar>
-            <w:vAlign w:val="center"/>
-          </w:tcPr>
-          <w:p>
-            <w:pPr>
-              <w:spacing w:after="0"/>
-              <w:jc w:val="center"/>
+            <w:tcMar>
+              <w:top w:type="dxa" w:w="100"/>
+              <w:left w:type="dxa" w:w="120"/>
+              <w:bottom w:type="dxa" w:w="100"/>
+              <w:right w:type="dxa" w:w="120"/>
+            </w:tcMar>
+            <w:vAlign w:val="center"/>
+          </w:tcPr>
+          <w:p>
+            <w:pPr>
+              <w:keepNext/>
+              <w:keepLines/>
+              <w:spacing w:after="96"/>
+            </w:pPr>
+            <w:r>
+              <w:rPr>
+                <w:rFonts w:ascii="Arial" w:cs="Arial" w:eastAsia="Arial" w:hAnsi="Arial"/>
+                <w:b w:val="false"/>
+                <w:bCs w:val="false"/>
+                <w:i w:val="false"/>
+                <w:iCs w:val="false"/>
+                <w:sz w:val="24"/>
+                <w:szCs w:val="24"/>
+              </w:rPr>
+              <w:t xml:space="preserve">Ton volume de base existe. Il manque l'essentiel : l'encoche qui tient le téléphone, la butée, et les COTES affichées — sans elles, l'atelier refuse le dossier.</w:t>
+            </w:r>
+          </w:p>
+          <w:p>
+            <w:pPr>
+              <w:keepNext/>
+              <w:keepLines/>
+              <w:spacing w:after="0"/>
             </w:pPr>
             <w:r>
               <w:rPr>
                 <w:rFonts w:ascii="Arial" w:cs="Arial" w:eastAsia="Arial" w:hAnsi="Arial"/>
                 <w:b/>
                 <w:bCs/>
-                <w:i w:val="false"/>
-                <w:iCs w:val="false"/>
-                <w:sz w:val="32"/>
-                <w:szCs w:val="32"/>
-              </w:rPr>
-              <w:t xml:space="preserve">SKETCHUP (2) : LE MODÈLE FINAL COTÉ</w:t>
+                <w:i/>
+                <w:iCs/>
+                <w:sz w:val="24"/>
+                <w:szCs w:val="24"/>
+              </w:rPr>
+              <w:t xml:space="preserve">❓ Comment finaliser un modèle 3D prêt pour la fabrication ?</w:t>
             </w:r>
           </w:p>
         </w:tc>
@@ -505,142 +457,30 @@
     </w:tbl>
     <w:p>
       <w:pPr>
-        <w:spacing w:after="128"/>
+        <w:keepNext/>
+        <w:keepLines/>
+        <w:pBdr>
+          <w:top w:val="single" w:color="000000" w:sz="6" w:space="4"/>
+          <w:left w:val="single" w:color="000000" w:sz="6" w:space="4"/>
+          <w:bottom w:val="single" w:color="000000" w:sz="6" w:space="4"/>
+          <w:right w:val="single" w:color="000000" w:sz="6" w:space="4"/>
+        </w:pBdr>
+        <w:shd w:val="clear" w:color="auto" w:fill="D9D9D9"/>
+        <w:spacing w:before="150" w:after="130"/>
+        <w:ind w:left="0" w:right="1106"/>
       </w:pPr>
-    </w:p>
-    <w:tbl>
-      <w:tblPr>
-        <w:tblW w:type="dxa" w:w="9360"/>
-        <w:tblBorders>
-          <w:top w:val="single" w:color="auto" w:sz="4"/>
-          <w:left w:val="single" w:color="auto" w:sz="4"/>
-          <w:bottom w:val="single" w:color="auto" w:sz="4"/>
-          <w:right w:val="single" w:color="auto" w:sz="4"/>
-          <w:insideH w:val="single" w:color="auto" w:sz="4"/>
-          <w:insideV w:val="single" w:color="auto" w:sz="4"/>
-        </w:tblBorders>
-      </w:tblPr>
-      <w:tblGrid>
-        <w:gridCol w:w="9360"/>
-      </w:tblGrid>
-      <w:tr>
-        <w:tc>
-          <w:tcPr>
-            <w:tcW w:type="dxa" w:w="9360"/>
-            <w:tcBorders>
-              <w:top w:val="single" w:color="000000" w:sz="6"/>
-              <w:left w:val="single" w:color="000000" w:sz="6"/>
-              <w:bottom w:val="single" w:color="000000" w:sz="6"/>
-              <w:right w:val="single" w:color="000000" w:sz="6"/>
-            </w:tcBorders>
-            <w:tcMar>
-              <w:top w:type="dxa" w:w="100"/>
-              <w:left w:type="dxa" w:w="120"/>
-              <w:bottom w:type="dxa" w:w="100"/>
-              <w:right w:type="dxa" w:w="120"/>
-            </w:tcMar>
-            <w:vAlign w:val="center"/>
-          </w:tcPr>
-          <w:p>
-            <w:pPr>
-              <w:spacing w:after="96"/>
-            </w:pPr>
-            <w:r>
-              <w:rPr>
-                <w:rFonts w:ascii="Arial" w:cs="Arial" w:eastAsia="Arial" w:hAnsi="Arial"/>
-                <w:b w:val="false"/>
-                <w:bCs w:val="false"/>
-                <w:i w:val="false"/>
-                <w:iCs w:val="false"/>
-                <w:sz w:val="24"/>
-                <w:szCs w:val="24"/>
-              </w:rPr>
-              <w:t xml:space="preserve">Ton volume de base existe. Il manque l'essentiel : l'encoche qui tient le téléphone, la butée, et les COTES affichées — sans elles, l'atelier refuse le dossier.</w:t>
-            </w:r>
-          </w:p>
-          <w:p>
-            <w:pPr>
-              <w:spacing w:after="0"/>
-            </w:pPr>
-            <w:r>
-              <w:rPr>
-                <w:rFonts w:ascii="Arial" w:cs="Arial" w:eastAsia="Arial" w:hAnsi="Arial"/>
-                <w:b/>
-                <w:bCs/>
-                <w:i/>
-                <w:iCs/>
-                <w:sz w:val="24"/>
-                <w:szCs w:val="24"/>
-              </w:rPr>
-              <w:t xml:space="preserve">❓ Comment finaliser un modèle 3D prêt pour la fabrication ?</w:t>
-            </w:r>
-          </w:p>
-        </w:tc>
-      </w:tr>
-    </w:tbl>
-    <w:p>
-      <w:pPr>
-        <w:spacing w:after="128"/>
-      </w:pPr>
-    </w:p>
-    <w:tbl>
-      <w:tblPr>
-        <w:tblW w:type="dxa" w:w="9360"/>
-        <w:tblBorders>
-          <w:top w:val="single" w:color="auto" w:sz="4"/>
-          <w:left w:val="single" w:color="auto" w:sz="4"/>
-          <w:bottom w:val="single" w:color="auto" w:sz="4"/>
-          <w:right w:val="single" w:color="auto" w:sz="4"/>
-          <w:insideH w:val="single" w:color="auto" w:sz="4"/>
-          <w:insideV w:val="single" w:color="auto" w:sz="4"/>
-        </w:tblBorders>
-      </w:tblPr>
-      <w:tblGrid>
-        <w:gridCol w:w="9360"/>
-      </w:tblGrid>
-      <w:tr>
-        <w:tc>
-          <w:tcPr>
-            <w:tcW w:type="dxa" w:w="9360"/>
-            <w:tcBorders>
-              <w:top w:val="single" w:color="000000" w:sz="6"/>
-              <w:left w:val="single" w:color="000000" w:sz="6"/>
-              <w:bottom w:val="single" w:color="000000" w:sz="6"/>
-              <w:right w:val="single" w:color="000000" w:sz="6"/>
-            </w:tcBorders>
-            <w:shd w:fill="F2F2F2" w:val="clear"/>
-            <w:tcMar>
-              <w:top w:type="dxa" w:w="40"/>
-              <w:left w:type="dxa" w:w="80"/>
-              <w:bottom w:type="dxa" w:w="40"/>
-              <w:right w:type="dxa" w:w="80"/>
-            </w:tcMar>
-            <w:vAlign w:val="center"/>
-          </w:tcPr>
-          <w:p>
-            <w:pPr>
-              <w:spacing w:after="0"/>
-            </w:pPr>
-            <w:r>
-              <w:rPr>
-                <w:rFonts w:ascii="Arial" w:cs="Arial" w:eastAsia="Arial" w:hAnsi="Arial"/>
-                <w:b/>
-                <w:bCs/>
-                <w:i w:val="false"/>
-                <w:iCs w:val="false"/>
-                <w:sz w:val="26"/>
-                <w:szCs w:val="26"/>
-              </w:rPr>
-              <w:t xml:space="preserve">PARTIE 1 — Les fonctions du produit  (séance en groupe)</w:t>
-            </w:r>
-          </w:p>
-        </w:tc>
-      </w:tr>
-    </w:tbl>
-    <w:p>
-      <w:pPr>
-        <w:spacing w:after="64"/>
-      </w:pPr>
+      <w:r>
+        <w:rPr>
+          <w:rFonts w:ascii="Arial" w:cs="Arial" w:eastAsia="Arial" w:hAnsi="Arial"/>
+          <w:b/>
+          <w:bCs/>
+          <w:i w:val="false"/>
+          <w:iCs w:val="false"/>
+          <w:sz w:val="26"/>
+          <w:szCs w:val="26"/>
+        </w:rPr>
+        <w:t xml:space="preserve">PARTIE 1 — Les fonctions du produit  (séance en groupe)</w:t>
+      </w:r>
     </w:p>
     <w:tbl>
       <w:tblPr>
@@ -659,6 +499,9 @@
         <w:gridCol w:w="8460"/>
       </w:tblGrid>
       <w:tr>
+        <w:trPr>
+          <w:cantSplit/>
+        </w:trPr>
         <w:tc>
           <w:tcPr>
             <w:tcW w:type="dxa" w:w="900"/>
@@ -679,6 +522,8 @@
           </w:tcPr>
           <w:p>
             <w:pPr>
+              <w:keepNext/>
+              <w:keepLines/>
               <w:spacing w:after="0"/>
             </w:pPr>
             <w:r>
@@ -715,6 +560,8 @@
           </w:tcPr>
           <w:p>
             <w:pPr>
+              <w:keepNext/>
+              <w:keepLines/>
               <w:spacing w:after="0"/>
             </w:pPr>
             <w:r>
@@ -733,6 +580,9 @@
         </w:tc>
       </w:tr>
       <w:tr>
+        <w:trPr>
+          <w:cantSplit/>
+        </w:trPr>
         <w:tc>
           <w:tcPr>
             <w:tcW w:type="dxa" w:w="900"/>
@@ -752,6 +602,8 @@
           </w:tcPr>
           <w:p>
             <w:pPr>
+              <w:keepNext/>
+              <w:keepLines/>
               <w:spacing w:after="0"/>
             </w:pPr>
             <w:r>
@@ -787,6 +639,8 @@
           </w:tcPr>
           <w:p>
             <w:pPr>
+              <w:keepNext/>
+              <w:keepLines/>
               <w:spacing w:after="0"/>
             </w:pPr>
             <w:r>
@@ -805,6 +659,9 @@
         </w:tc>
       </w:tr>
       <w:tr>
+        <w:trPr>
+          <w:cantSplit/>
+        </w:trPr>
         <w:tc>
           <w:tcPr>
             <w:tcW w:type="dxa" w:w="900"/>
@@ -824,6 +681,8 @@
           </w:tcPr>
           <w:p>
             <w:pPr>
+              <w:keepNext/>
+              <w:keepLines/>
               <w:spacing w:after="0"/>
             </w:pPr>
             <w:r>
@@ -859,6 +718,8 @@
           </w:tcPr>
           <w:p>
             <w:pPr>
+              <w:keepNext/>
+              <w:keepLines/>
               <w:spacing w:after="0"/>
             </w:pPr>
             <w:r>
@@ -877,6 +738,9 @@
         </w:tc>
       </w:tr>
       <w:tr>
+        <w:trPr>
+          <w:cantSplit/>
+        </w:trPr>
         <w:tc>
           <w:tcPr>
             <w:tcW w:type="dxa" w:w="900"/>
@@ -896,6 +760,8 @@
           </w:tcPr>
           <w:p>
             <w:pPr>
+              <w:keepNext/>
+              <w:keepLines/>
               <w:spacing w:after="0"/>
             </w:pPr>
             <w:r>
@@ -931,6 +797,8 @@
           </w:tcPr>
           <w:p>
             <w:pPr>
+              <w:keepNext/>
+              <w:keepLines/>
               <w:spacing w:after="0"/>
             </w:pPr>
             <w:r>
@@ -949,6 +817,9 @@
         </w:tc>
       </w:tr>
       <w:tr>
+        <w:trPr>
+          <w:cantSplit/>
+        </w:trPr>
         <w:tc>
           <w:tcPr>
             <w:tcW w:type="dxa" w:w="900"/>
@@ -1023,67 +894,30 @@
     </w:tbl>
     <w:p>
       <w:pPr>
-        <w:spacing w:after="80"/>
+        <w:keepNext/>
+        <w:keepLines/>
+        <w:pBdr>
+          <w:top w:val="single" w:color="000000" w:sz="6" w:space="4"/>
+          <w:left w:val="single" w:color="000000" w:sz="6" w:space="4"/>
+          <w:bottom w:val="single" w:color="000000" w:sz="6" w:space="4"/>
+          <w:right w:val="single" w:color="000000" w:sz="6" w:space="4"/>
+        </w:pBdr>
+        <w:shd w:val="clear" w:color="auto" w:fill="D9D9D9"/>
+        <w:spacing w:before="150" w:after="130"/>
+        <w:ind w:left="0" w:right="1106"/>
       </w:pPr>
-    </w:p>
-    <w:tbl>
-      <w:tblPr>
-        <w:tblW w:type="dxa" w:w="9360"/>
-        <w:tblBorders>
-          <w:top w:val="single" w:color="auto" w:sz="4"/>
-          <w:left w:val="single" w:color="auto" w:sz="4"/>
-          <w:bottom w:val="single" w:color="auto" w:sz="4"/>
-          <w:right w:val="single" w:color="auto" w:sz="4"/>
-          <w:insideH w:val="single" w:color="auto" w:sz="4"/>
-          <w:insideV w:val="single" w:color="auto" w:sz="4"/>
-        </w:tblBorders>
-      </w:tblPr>
-      <w:tblGrid>
-        <w:gridCol w:w="9360"/>
-      </w:tblGrid>
-      <w:tr>
-        <w:tc>
-          <w:tcPr>
-            <w:tcW w:type="dxa" w:w="9360"/>
-            <w:tcBorders>
-              <w:top w:val="single" w:color="000000" w:sz="6"/>
-              <w:left w:val="single" w:color="000000" w:sz="6"/>
-              <w:bottom w:val="single" w:color="000000" w:sz="6"/>
-              <w:right w:val="single" w:color="000000" w:sz="6"/>
-            </w:tcBorders>
-            <w:shd w:fill="F2F2F2" w:val="clear"/>
-            <w:tcMar>
-              <w:top w:type="dxa" w:w="40"/>
-              <w:left w:type="dxa" w:w="80"/>
-              <w:bottom w:type="dxa" w:w="40"/>
-              <w:right w:type="dxa" w:w="80"/>
-            </w:tcMar>
-            <w:vAlign w:val="center"/>
-          </w:tcPr>
-          <w:p>
-            <w:pPr>
-              <w:spacing w:after="0"/>
-            </w:pPr>
-            <w:r>
-              <w:rPr>
-                <w:rFonts w:ascii="Arial" w:cs="Arial" w:eastAsia="Arial" w:hAnsi="Arial"/>
-                <w:b/>
-                <w:bCs/>
-                <w:i w:val="false"/>
-                <w:iCs w:val="false"/>
-                <w:sz w:val="26"/>
-                <w:szCs w:val="26"/>
-              </w:rPr>
-              <w:t xml:space="preserve">PARTIE 2 — Je livre le dossier de fabrication</w:t>
-            </w:r>
-          </w:p>
-        </w:tc>
-      </w:tr>
-    </w:tbl>
-    <w:p>
-      <w:pPr>
-        <w:spacing w:after="64"/>
-      </w:pPr>
+      <w:r>
+        <w:rPr>
+          <w:rFonts w:ascii="Arial" w:cs="Arial" w:eastAsia="Arial" w:hAnsi="Arial"/>
+          <w:b/>
+          <w:bCs/>
+          <w:i w:val="false"/>
+          <w:iCs w:val="false"/>
+          <w:sz w:val="26"/>
+          <w:szCs w:val="26"/>
+        </w:rPr>
+        <w:t xml:space="preserve">PARTIE 2 — Je livre le dossier de fabrication</w:t>
+      </w:r>
     </w:p>
     <w:tbl>
       <w:tblPr>
@@ -1102,6 +936,9 @@
         <w:gridCol w:w="8460"/>
       </w:tblGrid>
       <w:tr>
+        <w:trPr>
+          <w:cantSplit/>
+        </w:trPr>
         <w:tc>
           <w:tcPr>
             <w:tcW w:type="dxa" w:w="900"/>
@@ -1122,6 +959,8 @@
           </w:tcPr>
           <w:p>
             <w:pPr>
+              <w:keepNext/>
+              <w:keepLines/>
               <w:spacing w:after="0"/>
             </w:pPr>
             <w:r>
@@ -1158,6 +997,8 @@
           </w:tcPr>
           <w:p>
             <w:pPr>
+              <w:keepNext/>
+              <w:keepLines/>
               <w:spacing w:after="0"/>
             </w:pPr>
             <w:r>
@@ -1176,6 +1017,9 @@
         </w:tc>
       </w:tr>
       <w:tr>
+        <w:trPr>
+          <w:cantSplit/>
+        </w:trPr>
         <w:tc>
           <w:tcPr>
             <w:tcW w:type="dxa" w:w="900"/>
@@ -1195,6 +1039,8 @@
           </w:tcPr>
           <w:p>
             <w:pPr>
+              <w:keepNext/>
+              <w:keepLines/>
               <w:spacing w:after="0"/>
             </w:pPr>
             <w:r>
@@ -1230,6 +1076,8 @@
           </w:tcPr>
           <w:p>
             <w:pPr>
+              <w:keepNext/>
+              <w:keepLines/>
               <w:spacing w:after="0"/>
             </w:pPr>
             <w:r>
@@ -1248,6 +1096,9 @@
         </w:tc>
       </w:tr>
       <w:tr>
+        <w:trPr>
+          <w:cantSplit/>
+        </w:trPr>
         <w:tc>
           <w:tcPr>
             <w:tcW w:type="dxa" w:w="900"/>
@@ -1267,6 +1118,8 @@
           </w:tcPr>
           <w:p>
             <w:pPr>
+              <w:keepNext/>
+              <w:keepLines/>
               <w:spacing w:after="0"/>
             </w:pPr>
             <w:r>
@@ -1302,6 +1155,8 @@
           </w:tcPr>
           <w:p>
             <w:pPr>
+              <w:keepNext/>
+              <w:keepLines/>
               <w:spacing w:after="0"/>
             </w:pPr>
             <w:r>
@@ -1320,6 +1175,9 @@
         </w:tc>
       </w:tr>
       <w:tr>
+        <w:trPr>
+          <w:cantSplit/>
+        </w:trPr>
         <w:tc>
           <w:tcPr>
             <w:tcW w:type="dxa" w:w="900"/>
@@ -1394,67 +1252,30 @@
     </w:tbl>
     <w:p>
       <w:pPr>
-        <w:spacing w:after="80"/>
+        <w:keepNext/>
+        <w:keepLines/>
+        <w:pBdr>
+          <w:top w:val="single" w:color="000000" w:sz="6" w:space="4"/>
+          <w:left w:val="single" w:color="000000" w:sz="6" w:space="4"/>
+          <w:bottom w:val="single" w:color="000000" w:sz="6" w:space="4"/>
+          <w:right w:val="single" w:color="000000" w:sz="6" w:space="4"/>
+        </w:pBdr>
+        <w:shd w:val="clear" w:color="auto" w:fill="D9D9D9"/>
+        <w:spacing w:before="150" w:after="130"/>
+        <w:ind w:left="0" w:right="1106"/>
       </w:pPr>
-    </w:p>
-    <w:tbl>
-      <w:tblPr>
-        <w:tblW w:type="dxa" w:w="9360"/>
-        <w:tblBorders>
-          <w:top w:val="single" w:color="auto" w:sz="4"/>
-          <w:left w:val="single" w:color="auto" w:sz="4"/>
-          <w:bottom w:val="single" w:color="auto" w:sz="4"/>
-          <w:right w:val="single" w:color="auto" w:sz="4"/>
-          <w:insideH w:val="single" w:color="auto" w:sz="4"/>
-          <w:insideV w:val="single" w:color="auto" w:sz="4"/>
-        </w:tblBorders>
-      </w:tblPr>
-      <w:tblGrid>
-        <w:gridCol w:w="9360"/>
-      </w:tblGrid>
-      <w:tr>
-        <w:tc>
-          <w:tcPr>
-            <w:tcW w:type="dxa" w:w="9360"/>
-            <w:tcBorders>
-              <w:top w:val="single" w:color="000000" w:sz="6"/>
-              <w:left w:val="single" w:color="000000" w:sz="6"/>
-              <w:bottom w:val="single" w:color="000000" w:sz="6"/>
-              <w:right w:val="single" w:color="000000" w:sz="6"/>
-            </w:tcBorders>
-            <w:shd w:fill="F2F2F2" w:val="clear"/>
-            <w:tcMar>
-              <w:top w:type="dxa" w:w="40"/>
-              <w:left w:type="dxa" w:w="80"/>
-              <w:bottom w:type="dxa" w:w="40"/>
-              <w:right w:type="dxa" w:w="80"/>
-            </w:tcMar>
-            <w:vAlign w:val="center"/>
-          </w:tcPr>
-          <w:p>
-            <w:pPr>
-              <w:spacing w:after="0"/>
-            </w:pPr>
-            <w:r>
-              <w:rPr>
-                <w:rFonts w:ascii="Arial" w:cs="Arial" w:eastAsia="Arial" w:hAnsi="Arial"/>
-                <w:b/>
-                <w:bCs/>
-                <w:i w:val="false"/>
-                <w:iCs w:val="false"/>
-                <w:sz w:val="26"/>
-                <w:szCs w:val="26"/>
-              </w:rPr>
-              <w:t xml:space="preserve">PARTIE 3 — Revue de conception : mon modèle face au CDC</w:t>
-            </w:r>
-          </w:p>
-        </w:tc>
-      </w:tr>
-    </w:tbl>
-    <w:p>
-      <w:pPr>
-        <w:spacing w:after="64"/>
-      </w:pPr>
+      <w:r>
+        <w:rPr>
+          <w:rFonts w:ascii="Arial" w:cs="Arial" w:eastAsia="Arial" w:hAnsi="Arial"/>
+          <w:b/>
+          <w:bCs/>
+          <w:i w:val="false"/>
+          <w:iCs w:val="false"/>
+          <w:sz w:val="26"/>
+          <w:szCs w:val="26"/>
+        </w:rPr>
+        <w:t xml:space="preserve">PARTIE 3 — Revue de conception : mon modèle face au CDC</w:t>
+      </w:r>
     </w:p>
     <w:tbl>
       <w:tblPr>
@@ -1475,6 +1296,9 @@
         <w:gridCol w:w="1360"/>
       </w:tblGrid>
       <w:tr>
+        <w:trPr>
+          <w:cantSplit/>
+        </w:trPr>
         <w:tc>
           <w:tcPr>
             <w:tcW w:type="dxa" w:w="3400"/>
@@ -1495,6 +1319,8 @@
           </w:tcPr>
           <w:p>
             <w:pPr>
+              <w:keepNext/>
+              <w:keepLines/>
               <w:spacing w:after="0"/>
             </w:pPr>
             <w:r>
@@ -1531,6 +1357,8 @@
           </w:tcPr>
           <w:p>
             <w:pPr>
+              <w:keepNext/>
+              <w:keepLines/>
               <w:spacing w:after="0"/>
             </w:pPr>
             <w:r>
@@ -1567,6 +1395,8 @@
           </w:tcPr>
           <w:p>
             <w:pPr>
+              <w:keepNext/>
+              <w:keepLines/>
               <w:spacing w:after="0"/>
             </w:pPr>
             <w:r>
@@ -1603,6 +1433,8 @@
           </w:tcPr>
           <w:p>
             <w:pPr>
+              <w:keepNext/>
+              <w:keepLines/>
               <w:spacing w:after="0"/>
             </w:pPr>
             <w:r>
@@ -1621,6 +1453,9 @@
         </w:tc>
       </w:tr>
       <w:tr>
+        <w:trPr>
+          <w:cantSplit/>
+        </w:trPr>
         <w:tc>
           <w:tcPr>
             <w:tcW w:type="dxa" w:w="3400"/>
@@ -1640,6 +1475,8 @@
           </w:tcPr>
           <w:p>
             <w:pPr>
+              <w:keepNext/>
+              <w:keepLines/>
               <w:spacing w:after="0"/>
             </w:pPr>
             <w:r>
@@ -1675,6 +1512,8 @@
           </w:tcPr>
           <w:p>
             <w:pPr>
+              <w:keepNext/>
+              <w:keepLines/>
               <w:spacing w:after="0"/>
             </w:pPr>
             <w:r>
@@ -1710,6 +1549,8 @@
           </w:tcPr>
           <w:p>
             <w:pPr>
+              <w:keepNext/>
+              <w:keepLines/>
               <w:spacing w:after="0"/>
             </w:pPr>
             <w:r>
@@ -1745,6 +1586,8 @@
           </w:tcPr>
           <w:p>
             <w:pPr>
+              <w:keepNext/>
+              <w:keepLines/>
               <w:spacing w:after="0"/>
             </w:pPr>
             <w:r>
@@ -1763,6 +1606,9 @@
         </w:tc>
       </w:tr>
       <w:tr>
+        <w:trPr>
+          <w:cantSplit/>
+        </w:trPr>
         <w:tc>
           <w:tcPr>
             <w:tcW w:type="dxa" w:w="3400"/>
@@ -1782,6 +1628,8 @@
           </w:tcPr>
           <w:p>
             <w:pPr>
+              <w:keepNext/>
+              <w:keepLines/>
               <w:spacing w:after="0"/>
             </w:pPr>
             <w:r>
@@ -1817,6 +1665,8 @@
           </w:tcPr>
           <w:p>
             <w:pPr>
+              <w:keepNext/>
+              <w:keepLines/>
               <w:spacing w:after="0"/>
             </w:pPr>
             <w:r>
@@ -1852,6 +1702,8 @@
           </w:tcPr>
           <w:p>
             <w:pPr>
+              <w:keepNext/>
+              <w:keepLines/>
               <w:spacing w:after="0"/>
             </w:pPr>
             <w:r>
@@ -1887,6 +1739,8 @@
           </w:tcPr>
           <w:p>
             <w:pPr>
+              <w:keepNext/>
+              <w:keepLines/>
               <w:spacing w:after="0"/>
             </w:pPr>
             <w:r>
@@ -1905,6 +1759,9 @@
         </w:tc>
       </w:tr>
       <w:tr>
+        <w:trPr>
+          <w:cantSplit/>
+        </w:trPr>
         <w:tc>
           <w:tcPr>
             <w:tcW w:type="dxa" w:w="3400"/>
@@ -2068,6 +1925,9 @@
         <w:gridCol w:w="9360"/>
       </w:tblGrid>
       <w:tr>
+        <w:trPr>
+          <w:cantSplit/>
+        </w:trPr>
         <w:tc>
           <w:tcPr>
             <w:tcW w:type="dxa" w:w="9360"/>

--- a/public/2026/seq05/FICHE_S5-A04_SketchUp2_4eme.docx
+++ b/public/2026/seq05/FICHE_S5-A04_SketchUp2_4eme.docx
@@ -211,32 +211,6 @@
                 <w:szCs w:val="16"/>
               </w:rPr>
               <w:t xml:space="preserve">ACTIVITÉ N°04</w:t>
-            </w:r>
-          </w:p>
-          <w:p>
-            <w:pPr>
-              <w:spacing w:after="0"/>
-            </w:pPr>
-            <w:r>
-              <w:rPr>
-                <w:rFonts w:ascii="Arial" w:cs="Arial" w:eastAsia="Arial" w:hAnsi="Arial"/>
-                <w:sz w:val="14"/>
-                <w:szCs w:val="14"/>
-              </w:rPr>
-              <w:t xml:space="preserve">NOM : ..............................</w:t>
-            </w:r>
-          </w:p>
-          <w:p>
-            <w:pPr>
-              <w:spacing w:after="0"/>
-            </w:pPr>
-            <w:r>
-              <w:rPr>
-                <w:rFonts w:ascii="Arial" w:cs="Arial" w:eastAsia="Arial" w:hAnsi="Arial"/>
-                <w:sz w:val="14"/>
-                <w:szCs w:val="14"/>
-              </w:rPr>
-              <w:t xml:space="preserve">PRÉNOM : .........................</w:t>
             </w:r>
           </w:p>
         </w:tc>

--- a/public/2026/seq05/FICHE_S5-A04_SketchUp2_4eme.docx
+++ b/public/2026/seq05/FICHE_S5-A04_SketchUp2_4eme.docx
@@ -345,6 +345,30 @@
         </w:tc>
       </w:tr>
     </w:tbl>
+    <w:p>
+      <w:pPr>
+        <w:keepNext/>
+        <w:spacing w:after="128"/>
+      </w:pPr>
+      <w:r>
+        <w:rPr>
+          <w:rFonts w:ascii="Arial" w:cs="Arial" w:eastAsia="Arial" w:hAnsi="Arial"/>
+          <w:sz w:val="24"/>
+          <w:szCs w:val="24"/>
+          <w:b/>
+          <w:bCs/>
+        </w:rPr>
+        <w:t xml:space="preserve">OBJECTIF — </w:t>
+      </w:r>
+      <w:r>
+        <w:rPr>
+          <w:rFonts w:ascii="Arial" w:cs="Arial" w:eastAsia="Arial" w:hAnsi="Arial"/>
+          <w:sz w:val="24"/>
+          <w:szCs w:val="24"/>
+        </w:rPr>
+        <w:t xml:space="preserve">Tu sauras creuser une encoche, poser les cotes et exporter ton dossier.</w:t>
+      </w:r>
+    </w:p>
     <w:p>
       <w:pPr>
         <w:keepNext/>

--- a/public/2026/seq05/FICHE_S5-A04_SketchUp2_4eme.docx
+++ b/public/2026/seq05/FICHE_S5-A04_SketchUp2_4eme.docx
@@ -2015,24 +2015,6 @@
         </w:tc>
       </w:tr>
     </w:tbl>
-    <w:p>
-      <w:pPr>
-        <w:spacing w:after="0" w:before="80"/>
-        <w:jc w:val="center"/>
-      </w:pPr>
-      <w:r>
-        <w:rPr>
-          <w:rFonts w:ascii="Arial" w:cs="Arial" w:eastAsia="Arial" w:hAnsi="Arial"/>
-          <w:b w:val="false"/>
-          <w:bCs w:val="false"/>
-          <w:i/>
-          <w:iCs/>
-          <w:sz w:val="24"/>
-          <w:szCs w:val="24"/>
-        </w:rPr>
-        <w:t xml:space="preserve">« Un modèle sans cotes est un dessin, pas un plan. »</w:t>
-      </w:r>
-    </w:p>
     <w:sectPr>
       <w:pgSz w:w="11906" w:h="16838" w:orient="portrait"/>
       <w:pgMar w:top="620" w:right="720" w:bottom="620" w:left="720" w:header="708" w:footer="708" w:gutter="0"/>

--- a/public/2026/seq05/FICHE_S5-A04_SketchUp2_4eme.docx
+++ b/public/2026/seq05/FICHE_S5-A04_SketchUp2_4eme.docx
@@ -453,6 +453,52 @@
         </w:tc>
       </w:tr>
     </w:tbl>
+    <w:p>
+      <w:pPr>
+        <w:keepNext/>
+        <w:pBdr>
+          <w:top w:val="single" w:sz="6" w:space="2" w:color="D9D9D9"/>
+          <w:left w:val="single" w:sz="6" w:space="2" w:color="D9D9D9"/>
+          <w:bottom w:val="single" w:sz="6" w:space="2" w:color="D9D9D9"/>
+          <w:right w:val="single" w:sz="6" w:space="2" w:color="D9D9D9"/>
+        </w:pBdr>
+        <w:shd w:val="clear" w:color="auto" w:fill="F2F2F2"/>
+        <w:spacing w:before="80" w:after="120"/>
+        <w:ind w:left="60" w:right="60"/>
+      </w:pPr>
+      <w:r>
+        <w:rPr>
+          <w:rFonts w:ascii="Arial" w:cs="Arial" w:eastAsia="Arial" w:hAnsi="Arial"/>
+          <w:b/>
+          <w:bCs/>
+          <w:sz w:val="24"/>
+          <w:szCs w:val="24"/>
+        </w:rPr>
+        <w:t xml:space="preserve">RESSOURCE 1 — SketchUp</w:t>
+      </w:r>
+      <w:r>
+        <w:rPr>
+          <w:rFonts w:ascii="Arial" w:cs="Arial" w:eastAsia="Arial" w:hAnsi="Arial"/>
+          <w:sz w:val="24"/>
+          <w:szCs w:val="24"/>
+        </w:rPr>
+        <w:t xml:space="preserve"> · Trimble · rien à installer</w:t>
+      </w:r>
+      <w:r>
+        <w:rPr>
+          <w:rFonts w:ascii="Arial" w:cs="Arial" w:eastAsia="Arial" w:hAnsi="Arial"/>
+        </w:rPr>
+        <w:br/>
+      </w:r>
+      <w:r>
+        <w:rPr>
+          <w:rFonts w:ascii="Arial" w:cs="Arial" w:eastAsia="Arial" w:hAnsi="Arial"/>
+          <w:sz w:val="22"/>
+          <w:szCs w:val="22"/>
+        </w:rPr>
+        <w:t xml:space="preserve">→ www.sketchup.com/fr</w:t>
+      </w:r>
+    </w:p>
     <w:p>
       <w:pPr>
         <w:keepNext/>
